--- a/assets/templates/docx/contract_language_courses.docx
+++ b/assets/templates/docx/contract_language_courses.docx
@@ -4,7 +4,7 @@
   <w:body>
     <w:p>
       <w:pPr>
-        <w:pStyle w:val="a8"/>
+        <w:pStyle w:val="NoSpacing"/>
         <w:jc w:val="center"/>
         <w:rPr>
           <w:rFonts w:ascii="Times New Roman" w:hAnsi="Times New Roman" w:cs="Times New Roman"/>
@@ -33,14 +33,58 @@
           <w:bCs/>
           <w:sz w:val="20"/>
           <w:szCs w:val="20"/>
+          <w:lang w:eastAsia="ru-RU"/>
+        </w:rPr>
+        <w:t>{{</w:t>
+      </w:r>
+      <w:r>
+        <w:rPr>
+          <w:rFonts w:ascii="Times New Roman" w:hAnsi="Times New Roman" w:cs="Times New Roman"/>
+          <w:b/>
+          <w:bCs/>
+          <w:sz w:val="20"/>
+          <w:szCs w:val="20"/>
           <w:lang w:val="en-US" w:eastAsia="ru-RU"/>
         </w:rPr>
-        <w:t>{{CONTRACT_NUMBER}}</w:t>
-      </w:r>
-    </w:p>
-    <w:p>
-      <w:pPr>
-        <w:pStyle w:val="a8"/>
+        <w:t>CONTRACT</w:t>
+      </w:r>
+      <w:r>
+        <w:rPr>
+          <w:rFonts w:ascii="Times New Roman" w:hAnsi="Times New Roman" w:cs="Times New Roman"/>
+          <w:b/>
+          <w:bCs/>
+          <w:sz w:val="20"/>
+          <w:szCs w:val="20"/>
+          <w:lang w:eastAsia="ru-RU"/>
+        </w:rPr>
+        <w:t>_</w:t>
+      </w:r>
+      <w:r>
+        <w:rPr>
+          <w:rFonts w:ascii="Times New Roman" w:hAnsi="Times New Roman" w:cs="Times New Roman"/>
+          <w:b/>
+          <w:bCs/>
+          <w:sz w:val="20"/>
+          <w:szCs w:val="20"/>
+          <w:lang w:val="en-US" w:eastAsia="ru-RU"/>
+        </w:rPr>
+        <w:t>NUMBER</w:t>
+      </w:r>
+      <w:r>
+        <w:rPr>
+          <w:rFonts w:ascii="Times New Roman" w:hAnsi="Times New Roman" w:cs="Times New Roman"/>
+          <w:b/>
+          <w:bCs/>
+          <w:sz w:val="20"/>
+          <w:szCs w:val="20"/>
+          <w:lang w:eastAsia="ru-RU"/>
+        </w:rPr>
+        <w:t>}}</w:t>
+      </w:r>
+    </w:p>
+    <w:p>
+      <w:pPr>
+        <w:pStyle w:val="NoSpacing"/>
         <w:jc w:val="center"/>
         <w:rPr>
           <w:rFonts w:ascii="Times New Roman" w:hAnsi="Times New Roman" w:cs="Times New Roman"/>
@@ -60,7 +104,7 @@
     </w:p>
     <w:p>
       <w:pPr>
-        <w:pStyle w:val="a8"/>
+        <w:pStyle w:val="NoSpacing"/>
         <w:rPr>
           <w:rFonts w:ascii="Times New Roman" w:hAnsi="Times New Roman" w:cs="Times New Roman"/>
           <w:sz w:val="20"/>
@@ -194,7 +238,6 @@
         </w:rPr>
         <w:tab/>
       </w:r>
-      <w:proofErr w:type="gramStart"/>
       <w:r>
         <w:rPr>
           <w:rFonts w:ascii="Times New Roman" w:hAnsi="Times New Roman" w:cs="Times New Roman"/>
@@ -212,33 +255,23 @@
           <w:szCs w:val="20"/>
           <w:lang w:val="en-US" w:eastAsia="ru-RU"/>
         </w:rPr>
-        <w:t>{</w:t>
-      </w:r>
-      <w:proofErr w:type="gramEnd"/>
-      <w:r>
+        <w:t>{{CONTRACT_DATE_TEXT}}</w:t>
+      </w:r>
+    </w:p>
+    <w:p>
+      <w:pPr>
+        <w:pStyle w:val="NoSpacing"/>
         <w:rPr>
           <w:rFonts w:ascii="Times New Roman" w:hAnsi="Times New Roman" w:cs="Times New Roman"/>
           <w:sz w:val="20"/>
           <w:szCs w:val="20"/>
           <w:lang w:val="en-US" w:eastAsia="ru-RU"/>
         </w:rPr>
-        <w:t>{CONTRACT_DATE_TEXT}}</w:t>
-      </w:r>
-    </w:p>
-    <w:p>
-      <w:pPr>
-        <w:pStyle w:val="a8"/>
-        <w:rPr>
-          <w:rFonts w:ascii="Times New Roman" w:hAnsi="Times New Roman" w:cs="Times New Roman"/>
-          <w:sz w:val="20"/>
-          <w:szCs w:val="20"/>
-          <w:lang w:val="en-US" w:eastAsia="ru-RU"/>
-        </w:rPr>
-      </w:pPr>
-    </w:p>
-    <w:p>
-      <w:pPr>
-        <w:pStyle w:val="a8"/>
+      </w:pPr>
+    </w:p>
+    <w:p>
+      <w:pPr>
+        <w:pStyle w:val="NoSpacing"/>
         <w:ind w:firstLineChars="166" w:firstLine="332"/>
         <w:jc w:val="both"/>
         <w:rPr>
@@ -381,32 +414,12 @@
       </w:r>
       <w:r>
         <w:rPr>
-          <w:rStyle w:val="a9"/>
-          <w:rFonts w:ascii="Times New Roman" w:hAnsi="Times New Roman" w:cs="Times New Roman"/>
-          <w:sz w:val="20"/>
-          <w:szCs w:val="20"/>
-        </w:rPr>
-        <w:t xml:space="preserve">в лице операционного директора </w:t>
-      </w:r>
-      <w:proofErr w:type="spellStart"/>
-      <w:r>
-        <w:rPr>
-          <w:rStyle w:val="a9"/>
-          <w:rFonts w:ascii="Times New Roman" w:hAnsi="Times New Roman" w:cs="Times New Roman"/>
-          <w:sz w:val="20"/>
-          <w:szCs w:val="20"/>
-        </w:rPr>
-        <w:t>Алсейтовой</w:t>
-      </w:r>
-      <w:proofErr w:type="spellEnd"/>
-      <w:r>
-        <w:rPr>
-          <w:rStyle w:val="a9"/>
-          <w:rFonts w:ascii="Times New Roman" w:hAnsi="Times New Roman" w:cs="Times New Roman"/>
-          <w:sz w:val="20"/>
-          <w:szCs w:val="20"/>
-        </w:rPr>
-        <w:t xml:space="preserve"> К.Н., действующей на основании доверенности №01 от «28» октября 2025 года</w:t>
+          <w:rStyle w:val="NoSpacingChar"/>
+          <w:rFonts w:ascii="Times New Roman" w:hAnsi="Times New Roman" w:cs="Times New Roman"/>
+          <w:sz w:val="20"/>
+          <w:szCs w:val="20"/>
+        </w:rPr>
+        <w:t>в лице операционного директора Алсейтовой К.Н., действующей на основании доверенности №01 от «28» октября 2025 года</w:t>
       </w:r>
       <w:r>
         <w:rPr>
@@ -510,7 +523,7 @@
     </w:p>
     <w:p>
       <w:pPr>
-        <w:pStyle w:val="a8"/>
+        <w:pStyle w:val="NoSpacing"/>
         <w:numPr>
           <w:ilvl w:val="0"/>
           <w:numId w:val="1"/>
@@ -1376,7 +1389,7 @@
     </w:p>
     <w:p>
       <w:pPr>
-        <w:pStyle w:val="a8"/>
+        <w:pStyle w:val="NoSpacing"/>
         <w:ind w:firstLine="284"/>
         <w:jc w:val="center"/>
         <w:rPr>
@@ -1390,7 +1403,7 @@
     </w:p>
     <w:p>
       <w:pPr>
-        <w:pStyle w:val="a8"/>
+        <w:pStyle w:val="NoSpacing"/>
         <w:ind w:firstLine="284"/>
         <w:jc w:val="center"/>
         <w:rPr>
@@ -1404,7 +1417,7 @@
     </w:p>
     <w:p>
       <w:pPr>
-        <w:pStyle w:val="a8"/>
+        <w:pStyle w:val="NoSpacing"/>
         <w:ind w:firstLine="284"/>
         <w:jc w:val="center"/>
         <w:rPr>
@@ -1418,7 +1431,7 @@
     </w:p>
     <w:p>
       <w:pPr>
-        <w:pStyle w:val="a8"/>
+        <w:pStyle w:val="NoSpacing"/>
         <w:ind w:firstLine="284"/>
         <w:jc w:val="center"/>
         <w:rPr>
@@ -1432,7 +1445,7 @@
     </w:p>
     <w:p>
       <w:pPr>
-        <w:pStyle w:val="a8"/>
+        <w:pStyle w:val="NoSpacing"/>
         <w:ind w:firstLine="284"/>
         <w:jc w:val="center"/>
         <w:rPr>
@@ -1446,7 +1459,7 @@
     </w:p>
     <w:p>
       <w:pPr>
-        <w:pStyle w:val="a8"/>
+        <w:pStyle w:val="NoSpacing"/>
         <w:ind w:firstLine="284"/>
         <w:jc w:val="center"/>
         <w:rPr>
@@ -1460,7 +1473,7 @@
     </w:p>
     <w:p>
       <w:pPr>
-        <w:pStyle w:val="a8"/>
+        <w:pStyle w:val="NoSpacing"/>
         <w:ind w:firstLine="284"/>
         <w:jc w:val="center"/>
         <w:rPr>
@@ -1474,7 +1487,7 @@
     </w:p>
     <w:p>
       <w:pPr>
-        <w:pStyle w:val="a8"/>
+        <w:pStyle w:val="NoSpacing"/>
         <w:ind w:firstLine="284"/>
         <w:jc w:val="center"/>
         <w:rPr>
@@ -1488,7 +1501,7 @@
     </w:p>
     <w:p>
       <w:pPr>
-        <w:pStyle w:val="a8"/>
+        <w:pStyle w:val="NoSpacing"/>
         <w:ind w:firstLine="284"/>
         <w:jc w:val="center"/>
         <w:rPr>
@@ -1502,7 +1515,7 @@
     </w:p>
     <w:p>
       <w:pPr>
-        <w:pStyle w:val="a8"/>
+        <w:pStyle w:val="NoSpacing"/>
         <w:ind w:firstLine="284"/>
         <w:jc w:val="center"/>
         <w:rPr>
@@ -1516,20 +1529,20 @@
     </w:p>
     <w:p>
       <w:pPr>
-        <w:pStyle w:val="a8"/>
-        <w:rPr>
-          <w:rFonts w:ascii="Times New Roman" w:hAnsi="Times New Roman" w:cs="Times New Roman"/>
-          <w:b/>
-          <w:sz w:val="20"/>
-          <w:szCs w:val="20"/>
-          <w:lang w:eastAsia="ru-RU"/>
-        </w:rPr>
-      </w:pPr>
-    </w:p>
-    <w:p>
-      <w:pPr>
-        <w:pStyle w:val="a8"/>
-        <w:ind w:firstLine="284"/>
+        <w:pStyle w:val="NoSpacing"/>
+        <w:rPr>
+          <w:rFonts w:ascii="Times New Roman" w:hAnsi="Times New Roman" w:cs="Times New Roman"/>
+          <w:b/>
+          <w:sz w:val="20"/>
+          <w:szCs w:val="20"/>
+          <w:lang w:eastAsia="ru-RU"/>
+        </w:rPr>
+      </w:pPr>
+    </w:p>
+    <w:p>
+      <w:pPr>
+        <w:pStyle w:val="NoSpacing"/>
+        <w:ind w:firstLine="402"/>
         <w:jc w:val="center"/>
         <w:rPr>
           <w:rFonts w:ascii="Times New Roman" w:hAnsi="Times New Roman" w:cs="Times New Roman"/>
@@ -1545,10 +1558,20 @@
           <w:b/>
           <w:sz w:val="20"/>
           <w:szCs w:val="20"/>
+          <w:lang w:eastAsia="ru-RU"/>
+        </w:rPr>
+        <w:lastRenderedPageBreak/>
+        <w:t>8</w:t>
+      </w:r>
+      <w:r>
+        <w:rPr>
+          <w:rFonts w:ascii="Times New Roman" w:hAnsi="Times New Roman" w:cs="Times New Roman"/>
+          <w:b/>
+          <w:sz w:val="20"/>
+          <w:szCs w:val="20"/>
           <w:lang w:val="en-US" w:eastAsia="ru-RU"/>
         </w:rPr>
-        <w:lastRenderedPageBreak/>
-        <w:t xml:space="preserve">8. </w:t>
+        <w:t xml:space="preserve">. </w:t>
       </w:r>
       <w:r>
         <w:rPr>
@@ -1560,6 +1583,19 @@
         </w:rPr>
         <w:t>АДРЕСА И РЕКВИЗИТЫ СТОРОН</w:t>
       </w:r>
+    </w:p>
+    <w:p>
+      <w:pPr>
+        <w:pStyle w:val="NoSpacing"/>
+        <w:ind w:firstLine="400"/>
+        <w:jc w:val="both"/>
+        <w:rPr>
+          <w:rFonts w:ascii="Times New Roman" w:hAnsi="Times New Roman" w:cs="Times New Roman"/>
+          <w:sz w:val="20"/>
+          <w:szCs w:val="20"/>
+          <w:lang w:eastAsia="ru-RU"/>
+        </w:rPr>
+      </w:pPr>
     </w:p>
     <w:tbl>
       <w:tblPr>
@@ -1586,8 +1622,8 @@
           </w:tcPr>
           <w:p>
             <w:pPr>
-              <w:pStyle w:val="a8"/>
-              <w:ind w:firstLine="284"/>
+              <w:pStyle w:val="NoSpacing"/>
+              <w:ind w:firstLine="402"/>
               <w:jc w:val="both"/>
               <w:rPr>
                 <w:rFonts w:ascii="Times New Roman" w:hAnsi="Times New Roman" w:cs="Times New Roman"/>
@@ -1615,8 +1651,8 @@
           </w:tcPr>
           <w:p>
             <w:pPr>
-              <w:pStyle w:val="a8"/>
-              <w:ind w:firstLine="284"/>
+              <w:pStyle w:val="NoSpacing"/>
+              <w:ind w:firstLine="400"/>
               <w:jc w:val="both"/>
               <w:rPr>
                 <w:rFonts w:ascii="Times New Roman" w:hAnsi="Times New Roman" w:cs="Times New Roman"/>
@@ -1649,9 +1685,356 @@
         </w:tc>
       </w:tr>
     </w:tbl>
-    <w:p>
-      <w:pPr>
-        <w:pStyle w:val="a8"/>
+    <w:tbl>
+      <w:tblPr>
+        <w:tblpPr w:leftFromText="180" w:rightFromText="180" w:vertAnchor="text" w:horzAnchor="page" w:tblpX="5521" w:tblpY="18"/>
+        <w:tblW w:w="4863" w:type="dxa"/>
+        <w:tblLook w:val="04A0" w:firstRow="1" w:lastRow="0" w:firstColumn="1" w:lastColumn="0" w:noHBand="0" w:noVBand="1"/>
+      </w:tblPr>
+      <w:tblGrid>
+        <w:gridCol w:w="1101"/>
+        <w:gridCol w:w="3762"/>
+      </w:tblGrid>
+      <w:tr>
+        <w:trPr>
+          <w:trHeight w:val="315"/>
+        </w:trPr>
+        <w:tc>
+          <w:tcPr>
+            <w:tcW w:w="1101" w:type="dxa"/>
+          </w:tcPr>
+          <w:p>
+            <w:pPr>
+              <w:jc w:val="center"/>
+              <w:rPr>
+                <w:rFonts w:ascii="Times New Roman" w:eastAsia="Calibri" w:hAnsi="Times New Roman" w:cs="Times New Roman"/>
+                <w:sz w:val="24"/>
+                <w:szCs w:val="24"/>
+                <w:lang w:val="ru-RU" w:eastAsia="en-US"/>
+              </w:rPr>
+            </w:pPr>
+            <w:r>
+              <w:rPr>
+                <w:rFonts w:ascii="Times New Roman" w:hAnsi="Times New Roman" w:cs="Times New Roman"/>
+              </w:rPr>
+              <w:t>ФИО:</w:t>
+            </w:r>
+          </w:p>
+        </w:tc>
+        <w:tc>
+          <w:tcPr>
+            <w:tcW w:w="3762" w:type="dxa"/>
+          </w:tcPr>
+          <w:p>
+            <w:pPr>
+              <w:rPr>
+                <w:rFonts w:ascii="Times New Roman" w:eastAsia="Calibri" w:hAnsi="Times New Roman" w:cs="Times New Roman"/>
+                <w:sz w:val="24"/>
+                <w:szCs w:val="24"/>
+                <w:lang w:val="ru-RU" w:eastAsia="en-US"/>
+              </w:rPr>
+            </w:pPr>
+            <w:r>
+              <w:rPr>
+                <w:rFonts w:ascii="Times New Roman" w:hAnsi="Times New Roman" w:cs="Times New Roman"/>
+              </w:rPr>
+              <w:t>{{CLIENT_FULL_NAME}}</w:t>
+            </w:r>
+          </w:p>
+        </w:tc>
+      </w:tr>
+      <w:tr>
+        <w:trPr>
+          <w:trHeight w:val="315"/>
+        </w:trPr>
+        <w:tc>
+          <w:tcPr>
+            <w:tcW w:w="1101" w:type="dxa"/>
+          </w:tcPr>
+          <w:p>
+            <w:pPr>
+              <w:tabs>
+                <w:tab w:val="right" w:pos="3399"/>
+              </w:tabs>
+              <w:jc w:val="center"/>
+              <w:rPr>
+                <w:rFonts w:ascii="Times New Roman" w:eastAsia="Calibri" w:hAnsi="Times New Roman" w:cs="Times New Roman"/>
+                <w:lang w:eastAsia="en-US"/>
+              </w:rPr>
+            </w:pPr>
+            <w:r>
+              <w:rPr>
+                <w:rFonts w:ascii="Times New Roman" w:hAnsi="Times New Roman" w:cs="Times New Roman"/>
+              </w:rPr>
+              <w:t>ИИН:</w:t>
+            </w:r>
+          </w:p>
+        </w:tc>
+        <w:tc>
+          <w:tcPr>
+            <w:tcW w:w="3762" w:type="dxa"/>
+          </w:tcPr>
+          <w:p>
+            <w:pPr>
+              <w:rPr>
+                <w:rFonts w:ascii="Times New Roman" w:eastAsia="Calibri" w:hAnsi="Times New Roman" w:cs="Times New Roman"/>
+                <w:sz w:val="16"/>
+                <w:szCs w:val="16"/>
+                <w:lang w:val="ru-RU" w:eastAsia="en-US"/>
+              </w:rPr>
+            </w:pPr>
+            <w:r>
+              <w:rPr>
+                <w:rFonts w:ascii="Times New Roman" w:hAnsi="Times New Roman" w:cs="Times New Roman"/>
+              </w:rPr>
+              <w:t>{{CLIENT_IIN}}</w:t>
+            </w:r>
+          </w:p>
+        </w:tc>
+      </w:tr>
+      <w:tr>
+        <w:trPr>
+          <w:trHeight w:val="337"/>
+        </w:trPr>
+        <w:tc>
+          <w:tcPr>
+            <w:tcW w:w="1101" w:type="dxa"/>
+          </w:tcPr>
+          <w:p>
+            <w:pPr>
+              <w:tabs>
+                <w:tab w:val="right" w:pos="3399"/>
+              </w:tabs>
+              <w:jc w:val="center"/>
+              <w:rPr>
+                <w:rFonts w:ascii="Times New Roman" w:eastAsia="Calibri" w:hAnsi="Times New Roman" w:cs="Times New Roman"/>
+                <w:lang w:val="ru-RU" w:eastAsia="en-US"/>
+              </w:rPr>
+            </w:pPr>
+            <w:proofErr w:type="spellStart"/>
+            <w:r>
+              <w:rPr>
+                <w:rFonts w:ascii="Times New Roman" w:hAnsi="Times New Roman" w:cs="Times New Roman"/>
+              </w:rPr>
+              <w:t>Адрес</w:t>
+            </w:r>
+            <w:proofErr w:type="spellEnd"/>
+            <w:r>
+              <w:rPr>
+                <w:rFonts w:ascii="Times New Roman" w:hAnsi="Times New Roman" w:cs="Times New Roman"/>
+              </w:rPr>
+              <w:t>:</w:t>
+            </w:r>
+          </w:p>
+        </w:tc>
+        <w:tc>
+          <w:tcPr>
+            <w:tcW w:w="3762" w:type="dxa"/>
+          </w:tcPr>
+          <w:p>
+            <w:pPr>
+              <w:rPr>
+                <w:rFonts w:ascii="Times New Roman" w:eastAsia="Calibri" w:hAnsi="Times New Roman" w:cs="Times New Roman"/>
+                <w:sz w:val="16"/>
+                <w:szCs w:val="16"/>
+                <w:lang w:val="ru-RU" w:eastAsia="en-US"/>
+              </w:rPr>
+            </w:pPr>
+            <w:r>
+              <w:rPr>
+                <w:rFonts w:ascii="Times New Roman" w:hAnsi="Times New Roman" w:cs="Times New Roman"/>
+              </w:rPr>
+              <w:t>{{CLIENT_ADDRESS}}</w:t>
+            </w:r>
+          </w:p>
+        </w:tc>
+      </w:tr>
+      <w:tr>
+        <w:trPr>
+          <w:trHeight w:val="58"/>
+        </w:trPr>
+        <w:tc>
+          <w:tcPr>
+            <w:tcW w:w="1101" w:type="dxa"/>
+          </w:tcPr>
+          <w:p>
+            <w:pPr>
+              <w:tabs>
+                <w:tab w:val="right" w:pos="3399"/>
+              </w:tabs>
+              <w:jc w:val="center"/>
+              <w:rPr>
+                <w:rFonts w:ascii="Times New Roman" w:eastAsia="Calibri" w:hAnsi="Times New Roman" w:cs="Times New Roman"/>
+                <w:lang w:val="ru-RU" w:eastAsia="en-US"/>
+              </w:rPr>
+            </w:pPr>
+            <w:proofErr w:type="spellStart"/>
+            <w:r>
+              <w:rPr>
+                <w:rFonts w:ascii="Times New Roman" w:hAnsi="Times New Roman" w:cs="Times New Roman"/>
+              </w:rPr>
+              <w:t>Тел</w:t>
+            </w:r>
+            <w:proofErr w:type="spellEnd"/>
+            <w:r>
+              <w:rPr>
+                <w:rFonts w:ascii="Times New Roman" w:hAnsi="Times New Roman" w:cs="Times New Roman"/>
+              </w:rPr>
+              <w:t>:</w:t>
+            </w:r>
+          </w:p>
+        </w:tc>
+        <w:tc>
+          <w:tcPr>
+            <w:tcW w:w="3762" w:type="dxa"/>
+          </w:tcPr>
+          <w:p>
+            <w:pPr>
+              <w:pStyle w:val="NoSpacing"/>
+              <w:rPr>
+                <w:rFonts w:ascii="Times New Roman" w:hAnsi="Times New Roman" w:cs="Times New Roman"/>
+                <w:sz w:val="20"/>
+                <w:szCs w:val="20"/>
+                <w:lang w:val="en-US"/>
+              </w:rPr>
+            </w:pPr>
+            <w:r>
+              <w:rPr>
+                <w:rFonts w:ascii="Times New Roman" w:hAnsi="Times New Roman" w:cs="Times New Roman"/>
+                <w:sz w:val="20"/>
+                <w:szCs w:val="20"/>
+                <w:lang w:val="en-US"/>
+              </w:rPr>
+              <w:t>{{CLIENT_PHONE}}</w:t>
+            </w:r>
+          </w:p>
+          <w:p>
+            <w:pPr>
+              <w:jc w:val="center"/>
+              <w:rPr>
+                <w:rFonts w:ascii="Times New Roman" w:eastAsia="Calibri" w:hAnsi="Times New Roman" w:cs="Times New Roman"/>
+                <w:sz w:val="16"/>
+                <w:szCs w:val="16"/>
+                <w:lang w:val="ru-RU" w:eastAsia="en-US"/>
+              </w:rPr>
+            </w:pPr>
+          </w:p>
+        </w:tc>
+      </w:tr>
+    </w:tbl>
+    <w:p>
+      <w:pPr>
+        <w:pStyle w:val="NoSpacing"/>
+        <w:rPr>
+          <w:rFonts w:ascii="Times New Roman" w:hAnsi="Times New Roman" w:cs="Times New Roman"/>
+          <w:sz w:val="20"/>
+          <w:szCs w:val="20"/>
+          <w:lang w:val="en-US"/>
+        </w:rPr>
+      </w:pPr>
+      <w:r>
+        <w:rPr>
+          <w:rFonts w:ascii="Times New Roman" w:hAnsi="Times New Roman" w:cs="Times New Roman"/>
+          <w:sz w:val="20"/>
+          <w:szCs w:val="20"/>
+        </w:rPr>
+        <w:t>ТОО</w:t>
+      </w:r>
+      <w:r>
+        <w:rPr>
+          <w:rFonts w:ascii="Times New Roman" w:hAnsi="Times New Roman" w:cs="Times New Roman"/>
+          <w:sz w:val="20"/>
+          <w:szCs w:val="20"/>
+          <w:lang w:val="en-US"/>
+        </w:rPr>
+        <w:t xml:space="preserve"> «</w:t>
+      </w:r>
+      <w:r>
+        <w:rPr>
+          <w:rFonts w:ascii="Times New Roman" w:hAnsi="Times New Roman" w:cs="Times New Roman"/>
+          <w:sz w:val="20"/>
+          <w:szCs w:val="20"/>
+          <w:lang w:val="en-US"/>
+        </w:rPr>
+        <w:t>KUB</w:t>
+      </w:r>
+      <w:r>
+        <w:rPr>
+          <w:rFonts w:ascii="Times New Roman" w:hAnsi="Times New Roman" w:cs="Times New Roman"/>
+          <w:sz w:val="20"/>
+          <w:szCs w:val="20"/>
+          <w:lang w:val="en-US"/>
+        </w:rPr>
+        <w:t xml:space="preserve"> </w:t>
+      </w:r>
+      <w:r>
+        <w:rPr>
+          <w:rFonts w:ascii="Times New Roman" w:hAnsi="Times New Roman" w:cs="Times New Roman"/>
+          <w:sz w:val="20"/>
+          <w:szCs w:val="20"/>
+          <w:lang w:val="en-US"/>
+        </w:rPr>
+        <w:t>GROUP</w:t>
+      </w:r>
+      <w:r>
+        <w:rPr>
+          <w:rFonts w:ascii="Times New Roman" w:hAnsi="Times New Roman" w:cs="Times New Roman"/>
+          <w:sz w:val="20"/>
+          <w:szCs w:val="20"/>
+          <w:lang w:val="en-US"/>
+        </w:rPr>
+        <w:t>»</w:t>
+      </w:r>
+      <w:r>
+        <w:rPr>
+          <w:rFonts w:ascii="Times New Roman" w:hAnsi="Times New Roman" w:cs="Times New Roman"/>
+          <w:sz w:val="20"/>
+          <w:szCs w:val="20"/>
+          <w:lang w:val="en-US"/>
+        </w:rPr>
+        <w:tab/>
+      </w:r>
+      <w:r>
+        <w:rPr>
+          <w:rFonts w:ascii="Times New Roman" w:hAnsi="Times New Roman" w:cs="Times New Roman"/>
+          <w:sz w:val="20"/>
+          <w:szCs w:val="20"/>
+          <w:lang w:val="en-US"/>
+        </w:rPr>
+        <w:tab/>
+      </w:r>
+      <w:r>
+        <w:rPr>
+          <w:rFonts w:ascii="Times New Roman" w:hAnsi="Times New Roman" w:cs="Times New Roman"/>
+          <w:sz w:val="20"/>
+          <w:szCs w:val="20"/>
+          <w:lang w:val="en-US"/>
+        </w:rPr>
+        <w:tab/>
+      </w:r>
+      <w:r>
+        <w:rPr>
+          <w:rFonts w:ascii="Times New Roman" w:hAnsi="Times New Roman" w:cs="Times New Roman"/>
+          <w:sz w:val="20"/>
+          <w:szCs w:val="20"/>
+          <w:lang w:val="en-US"/>
+        </w:rPr>
+        <w:tab/>
+      </w:r>
+      <w:r>
+        <w:rPr>
+          <w:rFonts w:ascii="Times New Roman" w:hAnsi="Times New Roman" w:cs="Times New Roman"/>
+          <w:sz w:val="20"/>
+          <w:szCs w:val="20"/>
+          <w:lang w:val="en-US"/>
+        </w:rPr>
+        <w:tab/>
+        <w:t xml:space="preserve"> </w:t>
+      </w:r>
+    </w:p>
+    <w:p>
+      <w:pPr>
+        <w:pStyle w:val="NoSpacing"/>
         <w:jc w:val="both"/>
         <w:rPr>
           <w:rFonts w:ascii="Times New Roman" w:hAnsi="Times New Roman" w:cs="Times New Roman"/>
@@ -1666,7 +2049,7 @@
           <w:sz w:val="20"/>
           <w:szCs w:val="20"/>
         </w:rPr>
-        <w:t>ТОО</w:t>
+        <w:t>БИН</w:t>
       </w:r>
       <w:r>
         <w:rPr>
@@ -1675,7 +2058,16 @@
           <w:szCs w:val="20"/>
           <w:lang w:val="en-US"/>
         </w:rPr>
-        <w:t xml:space="preserve"> «</w:t>
+        <w:t xml:space="preserve">: </w:t>
+      </w:r>
+      <w:r>
+        <w:rPr>
+          <w:rFonts w:ascii="Times New Roman" w:hAnsi="Times New Roman" w:cs="Times New Roman"/>
+          <w:sz w:val="20"/>
+          <w:szCs w:val="20"/>
+          <w:lang w:val="en-US" w:eastAsia="ru-RU"/>
+        </w:rPr>
+        <w:t>231040015205</w:t>
       </w:r>
       <w:r>
         <w:rPr>
@@ -1684,7 +2076,7 @@
           <w:szCs w:val="20"/>
           <w:lang w:val="en-US"/>
         </w:rPr>
-        <w:t>KUB</w:t>
+        <w:tab/>
       </w:r>
       <w:r>
         <w:rPr>
@@ -1693,6 +2085,167 @@
           <w:szCs w:val="20"/>
           <w:lang w:val="en-US"/>
         </w:rPr>
+        <w:tab/>
+      </w:r>
+      <w:r>
+        <w:rPr>
+          <w:rFonts w:ascii="Times New Roman" w:hAnsi="Times New Roman" w:cs="Times New Roman"/>
+          <w:sz w:val="20"/>
+          <w:szCs w:val="20"/>
+          <w:lang w:val="en-US"/>
+        </w:rPr>
+        <w:tab/>
+      </w:r>
+    </w:p>
+    <w:p>
+      <w:pPr>
+        <w:pStyle w:val="NoSpacing"/>
+        <w:rPr>
+          <w:rFonts w:ascii="Times New Roman" w:hAnsi="Times New Roman" w:cs="Times New Roman"/>
+          <w:sz w:val="20"/>
+          <w:szCs w:val="20"/>
+          <w:lang w:val="en-US"/>
+        </w:rPr>
+      </w:pPr>
+      <w:r>
+        <w:rPr>
+          <w:rFonts w:ascii="Times New Roman" w:hAnsi="Times New Roman" w:cs="Times New Roman"/>
+          <w:sz w:val="20"/>
+          <w:szCs w:val="20"/>
+        </w:rPr>
+        <w:t>Адрес</w:t>
+      </w:r>
+      <w:r>
+        <w:rPr>
+          <w:rFonts w:ascii="Times New Roman" w:hAnsi="Times New Roman" w:cs="Times New Roman"/>
+          <w:sz w:val="20"/>
+          <w:szCs w:val="20"/>
+          <w:lang w:val="en-US"/>
+        </w:rPr>
+        <w:t xml:space="preserve">: 160012,  </w:t>
+      </w:r>
+      <w:r>
+        <w:rPr>
+          <w:rFonts w:ascii="Times New Roman" w:hAnsi="Times New Roman" w:cs="Times New Roman"/>
+          <w:sz w:val="20"/>
+          <w:szCs w:val="20"/>
+        </w:rPr>
+        <w:t>г</w:t>
+      </w:r>
+      <w:r>
+        <w:rPr>
+          <w:rFonts w:ascii="Times New Roman" w:hAnsi="Times New Roman" w:cs="Times New Roman"/>
+          <w:sz w:val="20"/>
+          <w:szCs w:val="20"/>
+          <w:lang w:val="en-US"/>
+        </w:rPr>
+        <w:t xml:space="preserve">. </w:t>
+      </w:r>
+      <w:r>
+        <w:rPr>
+          <w:rFonts w:ascii="Times New Roman" w:hAnsi="Times New Roman" w:cs="Times New Roman"/>
+          <w:sz w:val="20"/>
+          <w:szCs w:val="20"/>
+        </w:rPr>
+        <w:t>Шымкент</w:t>
+      </w:r>
+      <w:r>
+        <w:rPr>
+          <w:rFonts w:ascii="Times New Roman" w:hAnsi="Times New Roman" w:cs="Times New Roman"/>
+          <w:sz w:val="20"/>
+          <w:szCs w:val="20"/>
+          <w:lang w:val="en-US"/>
+        </w:rPr>
+        <w:t>,</w:t>
+      </w:r>
+      <w:r>
+        <w:rPr>
+          <w:rFonts w:ascii="Times New Roman" w:hAnsi="Times New Roman" w:cs="Times New Roman"/>
+          <w:sz w:val="20"/>
+          <w:szCs w:val="20"/>
+          <w:lang w:val="en-US"/>
+        </w:rPr>
+        <w:tab/>
+      </w:r>
+      <w:r>
+        <w:rPr>
+          <w:rFonts w:ascii="Times New Roman" w:hAnsi="Times New Roman" w:cs="Times New Roman"/>
+          <w:sz w:val="20"/>
+          <w:szCs w:val="20"/>
+          <w:lang w:val="en-US"/>
+        </w:rPr>
+        <w:tab/>
+      </w:r>
+      <w:r>
+        <w:rPr>
+          <w:rFonts w:ascii="Times New Roman" w:hAnsi="Times New Roman" w:cs="Times New Roman"/>
+          <w:sz w:val="20"/>
+          <w:szCs w:val="20"/>
+          <w:lang w:val="en-US"/>
+        </w:rPr>
+        <w:tab/>
+      </w:r>
+      <w:r>
+        <w:rPr>
+          <w:rFonts w:ascii="Times New Roman" w:hAnsi="Times New Roman" w:cs="Times New Roman"/>
+          <w:sz w:val="20"/>
+          <w:szCs w:val="20"/>
+          <w:lang w:val="en-US"/>
+        </w:rPr>
+        <w:tab/>
+      </w:r>
+    </w:p>
+    <w:p>
+      <w:pPr>
+        <w:pStyle w:val="NoSpacing"/>
+        <w:jc w:val="both"/>
+        <w:rPr>
+          <w:rFonts w:ascii="Times New Roman" w:hAnsi="Times New Roman" w:cs="Times New Roman"/>
+          <w:sz w:val="20"/>
+          <w:szCs w:val="20"/>
+        </w:rPr>
+      </w:pPr>
+      <w:r>
+        <w:rPr>
+          <w:rFonts w:ascii="Times New Roman" w:hAnsi="Times New Roman" w:cs="Times New Roman"/>
+          <w:sz w:val="20"/>
+          <w:szCs w:val="20"/>
+        </w:rPr>
+        <w:t>Туранский район, ул. Желтоксан 12</w:t>
+      </w:r>
+    </w:p>
+    <w:p>
+      <w:pPr>
+        <w:pStyle w:val="NoSpacing"/>
+        <w:rPr>
+          <w:rFonts w:ascii="Times New Roman" w:hAnsi="Times New Roman" w:cs="Times New Roman"/>
+          <w:sz w:val="20"/>
+          <w:szCs w:val="20"/>
+        </w:rPr>
+      </w:pPr>
+      <w:r>
+        <w:rPr>
+          <w:rFonts w:ascii="Times New Roman" w:hAnsi="Times New Roman" w:cs="Times New Roman"/>
+          <w:sz w:val="20"/>
+          <w:szCs w:val="20"/>
+        </w:rPr>
+        <w:t>Название банка: АО "</w:t>
+      </w:r>
+      <w:r>
+        <w:rPr>
+          <w:rFonts w:ascii="Times New Roman" w:hAnsi="Times New Roman" w:cs="Times New Roman"/>
+          <w:sz w:val="20"/>
+          <w:szCs w:val="20"/>
+          <w:lang w:val="en-US"/>
+        </w:rPr>
+        <w:t>Kaspi</w:t>
+      </w:r>
+      <w:r>
+        <w:rPr>
+          <w:rFonts w:ascii="Times New Roman" w:hAnsi="Times New Roman" w:cs="Times New Roman"/>
+          <w:sz w:val="20"/>
+          <w:szCs w:val="20"/>
+        </w:rPr>
         <w:t xml:space="preserve"> </w:t>
       </w:r>
       <w:r>
@@ -1702,7 +2255,58 @@
           <w:szCs w:val="20"/>
           <w:lang w:val="en-US"/>
         </w:rPr>
-        <w:t>GROUP</w:t>
+        <w:t>Bank</w:t>
+      </w:r>
+      <w:r>
+        <w:rPr>
+          <w:rFonts w:ascii="Times New Roman" w:hAnsi="Times New Roman" w:cs="Times New Roman"/>
+          <w:sz w:val="20"/>
+          <w:szCs w:val="20"/>
+        </w:rPr>
+        <w:t xml:space="preserve">" </w:t>
+      </w:r>
+      <w:r>
+        <w:rPr>
+          <w:rFonts w:ascii="Times New Roman" w:hAnsi="Times New Roman" w:cs="Times New Roman"/>
+          <w:sz w:val="20"/>
+          <w:szCs w:val="20"/>
+        </w:rPr>
+        <w:tab/>
+      </w:r>
+      <w:r>
+        <w:rPr>
+          <w:rFonts w:ascii="Times New Roman" w:hAnsi="Times New Roman" w:cs="Times New Roman"/>
+          <w:sz w:val="20"/>
+          <w:szCs w:val="20"/>
+        </w:rPr>
+        <w:tab/>
+      </w:r>
+      <w:r>
+        <w:rPr>
+          <w:rFonts w:ascii="Times New Roman" w:hAnsi="Times New Roman" w:cs="Times New Roman"/>
+          <w:sz w:val="20"/>
+          <w:szCs w:val="20"/>
+        </w:rPr>
+        <w:tab/>
+      </w:r>
+    </w:p>
+    <w:p>
+      <w:pPr>
+        <w:pStyle w:val="NoSpacing"/>
+        <w:jc w:val="both"/>
+        <w:rPr>
+          <w:rFonts w:ascii="Times New Roman" w:hAnsi="Times New Roman" w:cs="Times New Roman"/>
+          <w:sz w:val="20"/>
+          <w:szCs w:val="20"/>
+        </w:rPr>
+      </w:pPr>
+      <w:r>
+        <w:rPr>
+          <w:rFonts w:ascii="Times New Roman" w:hAnsi="Times New Roman" w:cs="Times New Roman"/>
+          <w:sz w:val="20"/>
+          <w:szCs w:val="20"/>
+        </w:rPr>
+        <w:t xml:space="preserve">БИК: </w:t>
       </w:r>
       <w:r>
         <w:rPr>
@@ -1711,7 +2315,41 @@
           <w:szCs w:val="20"/>
           <w:lang w:val="en-US"/>
         </w:rPr>
-        <w:t>»</w:t>
+        <w:t>CASPKZKA</w:t>
+      </w:r>
+      <w:r>
+        <w:rPr>
+          <w:rFonts w:ascii="Times New Roman" w:hAnsi="Times New Roman" w:cs="Times New Roman"/>
+          <w:sz w:val="20"/>
+          <w:szCs w:val="20"/>
+        </w:rPr>
+        <w:t xml:space="preserve">;   КБэ: 17 </w:t>
+      </w:r>
+    </w:p>
+    <w:p>
+      <w:pPr>
+        <w:pStyle w:val="NoSpacing"/>
+        <w:rPr>
+          <w:rFonts w:ascii="Times New Roman" w:hAnsi="Times New Roman" w:cs="Times New Roman"/>
+          <w:sz w:val="20"/>
+          <w:szCs w:val="20"/>
+        </w:rPr>
+      </w:pPr>
+      <w:r>
+        <w:rPr>
+          <w:rFonts w:ascii="Times New Roman" w:hAnsi="Times New Roman" w:cs="Times New Roman"/>
+          <w:sz w:val="20"/>
+          <w:szCs w:val="20"/>
+        </w:rPr>
+        <w:t>ИИК</w:t>
+      </w:r>
+      <w:r>
+        <w:rPr>
+          <w:rFonts w:ascii="Times New Roman" w:hAnsi="Times New Roman" w:cs="Times New Roman"/>
+          <w:sz w:val="20"/>
+          <w:szCs w:val="20"/>
+        </w:rPr>
+        <w:t xml:space="preserve">: </w:t>
       </w:r>
       <w:r>
         <w:rPr>
@@ -1720,7 +2358,15 @@
           <w:szCs w:val="20"/>
           <w:lang w:val="en-US"/>
         </w:rPr>
-        <w:tab/>
+        <w:t>KZ</w:t>
+      </w:r>
+      <w:r>
+        <w:rPr>
+          <w:rFonts w:ascii="Times New Roman" w:hAnsi="Times New Roman" w:cs="Times New Roman"/>
+          <w:sz w:val="20"/>
+          <w:szCs w:val="20"/>
+        </w:rPr>
+        <w:t>92722</w:t>
       </w:r>
       <w:r>
         <w:rPr>
@@ -1729,7 +2375,68 @@
           <w:szCs w:val="20"/>
           <w:lang w:val="en-US"/>
         </w:rPr>
-        <w:tab/>
+        <w:t>S</w:t>
+      </w:r>
+      <w:r>
+        <w:rPr>
+          <w:rFonts w:ascii="Times New Roman" w:hAnsi="Times New Roman" w:cs="Times New Roman"/>
+          <w:sz w:val="20"/>
+          <w:szCs w:val="20"/>
+        </w:rPr>
+        <w:t>000030289443</w:t>
+      </w:r>
+      <w:r>
+        <w:rPr>
+          <w:rFonts w:ascii="Times New Roman" w:hAnsi="Times New Roman" w:cs="Times New Roman"/>
+          <w:sz w:val="20"/>
+          <w:szCs w:val="20"/>
+        </w:rPr>
+        <w:tab/>
+        <w:t xml:space="preserve">   </w:t>
+      </w:r>
+      <w:r>
+        <w:rPr>
+          <w:rFonts w:ascii="Times New Roman" w:hAnsi="Times New Roman" w:cs="Times New Roman"/>
+          <w:sz w:val="20"/>
+          <w:szCs w:val="20"/>
+        </w:rPr>
+        <w:tab/>
+      </w:r>
+      <w:r>
+        <w:rPr>
+          <w:rFonts w:ascii="Times New Roman" w:hAnsi="Times New Roman" w:cs="Times New Roman"/>
+          <w:sz w:val="20"/>
+          <w:szCs w:val="20"/>
+        </w:rPr>
+        <w:tab/>
+        <w:t xml:space="preserve">      </w:t>
+      </w:r>
+      <w:r>
+        <w:rPr>
+          <w:rFonts w:ascii="Times New Roman" w:hAnsi="Times New Roman" w:cs="Times New Roman"/>
+          <w:sz w:val="20"/>
+          <w:szCs w:val="20"/>
+        </w:rPr>
+        <w:tab/>
+      </w:r>
+    </w:p>
+    <w:p>
+      <w:pPr>
+        <w:pStyle w:val="NoSpacing"/>
+        <w:jc w:val="both"/>
+        <w:rPr>
+          <w:rFonts w:ascii="Times New Roman" w:hAnsi="Times New Roman" w:cs="Times New Roman"/>
+          <w:sz w:val="20"/>
+          <w:szCs w:val="20"/>
+        </w:rPr>
+      </w:pPr>
+      <w:r>
+        <w:rPr>
+          <w:rFonts w:ascii="Times New Roman" w:hAnsi="Times New Roman" w:cs="Times New Roman"/>
+          <w:sz w:val="20"/>
+          <w:szCs w:val="20"/>
+        </w:rPr>
+        <w:t xml:space="preserve">Э-мейл: </w:t>
       </w:r>
       <w:r>
         <w:rPr>
@@ -1738,8 +2445,17 @@
           <w:szCs w:val="20"/>
           <w:lang w:val="en-US"/>
         </w:rPr>
-        <w:tab/>
-      </w:r>
+        <w:t>info</w:t>
+      </w:r>
+      <w:r>
+        <w:rPr>
+          <w:rFonts w:ascii="Times New Roman" w:hAnsi="Times New Roman" w:cs="Times New Roman"/>
+          <w:sz w:val="20"/>
+          <w:szCs w:val="20"/>
+        </w:rPr>
+        <w:t>@</w:t>
+      </w:r>
+      <w:proofErr w:type="spellStart"/>
       <w:r>
         <w:rPr>
           <w:rFonts w:ascii="Times New Roman" w:hAnsi="Times New Roman" w:cs="Times New Roman"/>
@@ -1747,8 +2463,18 @@
           <w:szCs w:val="20"/>
           <w:lang w:val="en-US"/>
         </w:rPr>
-        <w:tab/>
-      </w:r>
+        <w:t>kubvisa</w:t>
+      </w:r>
+      <w:proofErr w:type="spellEnd"/>
+      <w:r>
+        <w:rPr>
+          <w:rFonts w:ascii="Times New Roman" w:hAnsi="Times New Roman" w:cs="Times New Roman"/>
+          <w:sz w:val="20"/>
+          <w:szCs w:val="20"/>
+        </w:rPr>
+        <w:t>.</w:t>
+      </w:r>
+      <w:proofErr w:type="spellStart"/>
       <w:r>
         <w:rPr>
           <w:rFonts w:ascii="Times New Roman" w:hAnsi="Times New Roman" w:cs="Times New Roman"/>
@@ -1756,857 +2482,108 @@
           <w:szCs w:val="20"/>
           <w:lang w:val="en-US"/>
         </w:rPr>
-        <w:tab/>
+        <w:t>kz</w:t>
+      </w:r>
+      <w:proofErr w:type="spellEnd"/>
+      <w:r>
+        <w:rPr>
+          <w:rFonts w:ascii="Times New Roman" w:hAnsi="Times New Roman" w:cs="Times New Roman"/>
+          <w:sz w:val="20"/>
+          <w:szCs w:val="20"/>
+        </w:rPr>
         <w:t xml:space="preserve"> </w:t>
       </w:r>
-      <w:r>
-        <w:rPr>
-          <w:rFonts w:ascii="Times New Roman" w:hAnsi="Times New Roman" w:cs="Times New Roman"/>
-          <w:sz w:val="20"/>
-          <w:szCs w:val="20"/>
-          <w:lang w:val="en-US"/>
-        </w:rPr>
-        <w:tab/>
-      </w:r>
-      <w:r>
-        <w:rPr>
-          <w:rFonts w:ascii="Times New Roman" w:hAnsi="Times New Roman" w:cs="Times New Roman"/>
-          <w:sz w:val="20"/>
-          <w:szCs w:val="20"/>
-        </w:rPr>
-        <w:t>ФИО</w:t>
-      </w:r>
-      <w:r>
-        <w:rPr>
-          <w:rFonts w:ascii="Times New Roman" w:hAnsi="Times New Roman" w:cs="Times New Roman"/>
-          <w:sz w:val="20"/>
-          <w:szCs w:val="20"/>
-          <w:lang w:val="en-US"/>
+    </w:p>
+    <w:p>
+      <w:pPr>
+        <w:pStyle w:val="NoSpacing"/>
+        <w:jc w:val="both"/>
+        <w:rPr>
+          <w:rFonts w:ascii="Times New Roman" w:hAnsi="Times New Roman" w:cs="Times New Roman"/>
+          <w:sz w:val="20"/>
+          <w:szCs w:val="20"/>
+        </w:rPr>
+      </w:pPr>
+      <w:r>
+        <w:rPr>
+          <w:rFonts w:ascii="Times New Roman" w:hAnsi="Times New Roman" w:cs="Times New Roman"/>
+          <w:sz w:val="20"/>
+          <w:szCs w:val="20"/>
+        </w:rPr>
+        <w:t>Тел: +7 700 887 07 08</w:t>
+      </w:r>
+      <w:r>
+        <w:rPr>
+          <w:rFonts w:ascii="Times New Roman" w:hAnsi="Times New Roman" w:cs="Times New Roman"/>
+          <w:sz w:val="20"/>
+          <w:szCs w:val="20"/>
+        </w:rPr>
+        <w:tab/>
+      </w:r>
+      <w:r>
+        <w:rPr>
+          <w:rFonts w:ascii="Times New Roman" w:hAnsi="Times New Roman" w:cs="Times New Roman"/>
+          <w:sz w:val="20"/>
+          <w:szCs w:val="20"/>
+        </w:rPr>
+        <w:tab/>
+      </w:r>
+      <w:r>
+        <w:rPr>
+          <w:rFonts w:ascii="Times New Roman" w:hAnsi="Times New Roman" w:cs="Times New Roman"/>
+          <w:sz w:val="20"/>
+          <w:szCs w:val="20"/>
+        </w:rPr>
+        <w:tab/>
+        <w:t xml:space="preserve">      </w:t>
+      </w:r>
+      <w:r>
+        <w:rPr>
+          <w:rFonts w:ascii="Times New Roman" w:hAnsi="Times New Roman" w:cs="Times New Roman"/>
+          <w:sz w:val="20"/>
+          <w:szCs w:val="20"/>
+        </w:rPr>
+        <w:tab/>
+      </w:r>
+      <w:r>
+        <w:rPr>
+          <w:rFonts w:ascii="Times New Roman" w:hAnsi="Times New Roman" w:cs="Times New Roman"/>
+          <w:sz w:val="20"/>
+          <w:szCs w:val="20"/>
+        </w:rPr>
+        <w:tab/>
+      </w:r>
+      <w:r>
+        <w:rPr>
+          <w:rFonts w:ascii="Times New Roman" w:hAnsi="Times New Roman" w:cs="Times New Roman"/>
+          <w:sz w:val="20"/>
+          <w:szCs w:val="20"/>
+        </w:rPr>
+        <w:tab/>
+      </w:r>
+    </w:p>
+    <w:p>
+      <w:pPr>
+        <w:pStyle w:val="NoSpacing"/>
+        <w:jc w:val="both"/>
+        <w:rPr>
+          <w:rFonts w:ascii="Times New Roman" w:hAnsi="Times New Roman" w:cs="Times New Roman"/>
+          <w:sz w:val="20"/>
+          <w:szCs w:val="20"/>
+        </w:rPr>
+      </w:pPr>
+      <w:r>
+        <w:rPr>
+          <w:rFonts w:ascii="Times New Roman" w:hAnsi="Times New Roman" w:cs="Times New Roman"/>
+          <w:sz w:val="20"/>
+          <w:szCs w:val="20"/>
         </w:rPr>
         <w:t xml:space="preserve"> </w:t>
       </w:r>
-      <w:r>
-        <w:rPr>
-          <w:rFonts w:ascii="Times New Roman" w:hAnsi="Times New Roman" w:cs="Times New Roman"/>
-          <w:sz w:val="24"/>
-          <w:szCs w:val="24"/>
-          <w:lang w:val="en-US"/>
-        </w:rPr>
-        <w:t>{{CLIENT_FULL_NAME}}</w:t>
-      </w:r>
-      <w:r>
-        <w:rPr>
-          <w:rFonts w:ascii="Times New Roman" w:hAnsi="Times New Roman" w:cs="Times New Roman"/>
-          <w:sz w:val="20"/>
-          <w:szCs w:val="20"/>
-          <w:lang w:val="en-US"/>
-        </w:rPr>
-        <w:t xml:space="preserve"> </w:t>
-      </w:r>
-    </w:p>
-    <w:p>
-      <w:pPr>
-        <w:pStyle w:val="a8"/>
-        <w:jc w:val="both"/>
-        <w:rPr>
-          <w:rFonts w:ascii="Times New Roman" w:hAnsi="Times New Roman" w:cs="Times New Roman"/>
-          <w:sz w:val="20"/>
-          <w:szCs w:val="20"/>
-          <w:lang w:val="en-US"/>
-        </w:rPr>
-      </w:pPr>
-      <w:r>
-        <w:rPr>
-          <w:rFonts w:ascii="Times New Roman" w:hAnsi="Times New Roman" w:cs="Times New Roman"/>
-          <w:sz w:val="20"/>
-          <w:szCs w:val="20"/>
-        </w:rPr>
-        <w:t>БИН</w:t>
-      </w:r>
-      <w:r>
-        <w:rPr>
-          <w:rFonts w:ascii="Times New Roman" w:hAnsi="Times New Roman" w:cs="Times New Roman"/>
-          <w:sz w:val="20"/>
-          <w:szCs w:val="20"/>
-          <w:lang w:val="en-US"/>
-        </w:rPr>
-        <w:t xml:space="preserve">: </w:t>
-      </w:r>
-      <w:r>
-        <w:rPr>
-          <w:rFonts w:ascii="Times New Roman" w:hAnsi="Times New Roman" w:cs="Times New Roman"/>
-          <w:bCs/>
-          <w:sz w:val="20"/>
-          <w:szCs w:val="20"/>
-          <w:lang w:val="en-US" w:eastAsia="ru-RU"/>
-        </w:rPr>
-        <w:t>231040015205</w:t>
-      </w:r>
-      <w:r>
-        <w:rPr>
-          <w:rFonts w:ascii="Times New Roman" w:hAnsi="Times New Roman" w:cs="Times New Roman"/>
-          <w:sz w:val="20"/>
-          <w:szCs w:val="20"/>
-          <w:lang w:val="en-US"/>
-        </w:rPr>
-        <w:tab/>
-      </w:r>
-      <w:r>
-        <w:rPr>
-          <w:rFonts w:ascii="Times New Roman" w:hAnsi="Times New Roman" w:cs="Times New Roman"/>
-          <w:sz w:val="20"/>
-          <w:szCs w:val="20"/>
-          <w:lang w:val="en-US"/>
-        </w:rPr>
-        <w:tab/>
-      </w:r>
-      <w:r>
-        <w:rPr>
-          <w:rFonts w:ascii="Times New Roman" w:hAnsi="Times New Roman" w:cs="Times New Roman"/>
-          <w:sz w:val="20"/>
-          <w:szCs w:val="20"/>
-          <w:lang w:val="en-US"/>
-        </w:rPr>
-        <w:tab/>
-      </w:r>
-    </w:p>
-    <w:p>
-      <w:pPr>
-        <w:pStyle w:val="a8"/>
-        <w:jc w:val="both"/>
-        <w:rPr>
-          <w:rFonts w:ascii="Times New Roman" w:hAnsi="Times New Roman" w:cs="Times New Roman"/>
-          <w:sz w:val="20"/>
-          <w:szCs w:val="20"/>
-          <w:lang w:val="en-US"/>
-        </w:rPr>
-      </w:pPr>
-      <w:r>
-        <w:rPr>
-          <w:rFonts w:ascii="Times New Roman" w:hAnsi="Times New Roman" w:cs="Times New Roman"/>
-          <w:sz w:val="20"/>
-          <w:szCs w:val="20"/>
-        </w:rPr>
-        <w:t>Адрес</w:t>
-      </w:r>
-      <w:r>
-        <w:rPr>
-          <w:rFonts w:ascii="Times New Roman" w:hAnsi="Times New Roman" w:cs="Times New Roman"/>
-          <w:sz w:val="20"/>
-          <w:szCs w:val="20"/>
-          <w:lang w:val="en-US"/>
-        </w:rPr>
-        <w:t xml:space="preserve">: </w:t>
-      </w:r>
-      <w:proofErr w:type="gramStart"/>
-      <w:r>
-        <w:rPr>
-          <w:rFonts w:ascii="Times New Roman" w:hAnsi="Times New Roman" w:cs="Times New Roman"/>
-          <w:sz w:val="20"/>
-          <w:szCs w:val="20"/>
-          <w:lang w:val="en-US"/>
-        </w:rPr>
-        <w:t xml:space="preserve">160012,  </w:t>
-      </w:r>
-      <w:r>
-        <w:rPr>
-          <w:rFonts w:ascii="Times New Roman" w:hAnsi="Times New Roman" w:cs="Times New Roman"/>
-          <w:sz w:val="20"/>
-          <w:szCs w:val="20"/>
-        </w:rPr>
-        <w:t>г</w:t>
-      </w:r>
-      <w:r>
-        <w:rPr>
-          <w:rFonts w:ascii="Times New Roman" w:hAnsi="Times New Roman" w:cs="Times New Roman"/>
-          <w:sz w:val="20"/>
-          <w:szCs w:val="20"/>
-          <w:lang w:val="en-US"/>
-        </w:rPr>
-        <w:t>.</w:t>
-      </w:r>
-      <w:proofErr w:type="gramEnd"/>
-      <w:r>
-        <w:rPr>
-          <w:rFonts w:ascii="Times New Roman" w:hAnsi="Times New Roman" w:cs="Times New Roman"/>
-          <w:sz w:val="20"/>
-          <w:szCs w:val="20"/>
-          <w:lang w:val="en-US"/>
-        </w:rPr>
-        <w:t xml:space="preserve"> </w:t>
-      </w:r>
-      <w:r>
-        <w:rPr>
-          <w:rFonts w:ascii="Times New Roman" w:hAnsi="Times New Roman" w:cs="Times New Roman"/>
-          <w:sz w:val="20"/>
-          <w:szCs w:val="20"/>
-        </w:rPr>
-        <w:t>Шымкент</w:t>
-      </w:r>
-      <w:r>
-        <w:rPr>
-          <w:rFonts w:ascii="Times New Roman" w:hAnsi="Times New Roman" w:cs="Times New Roman"/>
-          <w:sz w:val="20"/>
-          <w:szCs w:val="20"/>
-          <w:lang w:val="en-US"/>
-        </w:rPr>
-        <w:t>,</w:t>
-      </w:r>
-      <w:r>
-        <w:rPr>
-          <w:rFonts w:ascii="Times New Roman" w:hAnsi="Times New Roman" w:cs="Times New Roman"/>
-          <w:sz w:val="20"/>
-          <w:szCs w:val="20"/>
-          <w:lang w:val="en-US"/>
-        </w:rPr>
-        <w:tab/>
-      </w:r>
-      <w:r>
-        <w:rPr>
-          <w:rFonts w:ascii="Times New Roman" w:hAnsi="Times New Roman" w:cs="Times New Roman"/>
-          <w:sz w:val="20"/>
-          <w:szCs w:val="20"/>
-          <w:lang w:val="en-US"/>
-        </w:rPr>
-        <w:tab/>
-      </w:r>
-      <w:r>
-        <w:rPr>
-          <w:rFonts w:ascii="Times New Roman" w:hAnsi="Times New Roman" w:cs="Times New Roman"/>
-          <w:sz w:val="20"/>
-          <w:szCs w:val="20"/>
-          <w:lang w:val="en-US"/>
-        </w:rPr>
-        <w:tab/>
-      </w:r>
-      <w:r>
-        <w:rPr>
-          <w:rFonts w:ascii="Times New Roman" w:hAnsi="Times New Roman" w:cs="Times New Roman"/>
-          <w:sz w:val="20"/>
-          <w:szCs w:val="20"/>
-          <w:lang w:val="en-US"/>
-        </w:rPr>
-        <w:tab/>
-      </w:r>
-      <w:r>
-        <w:rPr>
-          <w:rFonts w:ascii="Times New Roman" w:hAnsi="Times New Roman" w:cs="Times New Roman"/>
-          <w:sz w:val="20"/>
-          <w:szCs w:val="20"/>
-          <w:lang w:val="en-US"/>
-        </w:rPr>
-        <w:tab/>
-      </w:r>
-      <w:r>
-        <w:rPr>
-          <w:rFonts w:ascii="Times New Roman" w:hAnsi="Times New Roman" w:cs="Times New Roman"/>
-          <w:sz w:val="20"/>
-          <w:szCs w:val="20"/>
-        </w:rPr>
-        <w:t>ИИН</w:t>
-      </w:r>
-      <w:r>
-        <w:rPr>
-          <w:rFonts w:ascii="Times New Roman" w:hAnsi="Times New Roman" w:cs="Times New Roman"/>
-          <w:sz w:val="20"/>
-          <w:szCs w:val="20"/>
-          <w:lang w:val="en-US"/>
-        </w:rPr>
-        <w:t xml:space="preserve">: </w:t>
-      </w:r>
-      <w:r>
-        <w:rPr>
-          <w:rFonts w:ascii="Times New Roman" w:hAnsi="Times New Roman" w:cs="Times New Roman"/>
-          <w:sz w:val="24"/>
-          <w:szCs w:val="24"/>
-          <w:lang w:val="en-US"/>
-        </w:rPr>
-        <w:t>{{</w:t>
-      </w:r>
-      <w:r>
-        <w:rPr>
-          <w:rFonts w:ascii="Times New Roman" w:hAnsi="Times New Roman" w:cs="Times New Roman"/>
-          <w:sz w:val="24"/>
-          <w:szCs w:val="24"/>
-          <w:lang w:val="en-US"/>
-        </w:rPr>
-        <w:t>CLIENT</w:t>
-      </w:r>
-      <w:r>
-        <w:rPr>
-          <w:rFonts w:ascii="Times New Roman" w:hAnsi="Times New Roman" w:cs="Times New Roman"/>
-          <w:sz w:val="24"/>
-          <w:szCs w:val="24"/>
-          <w:lang w:val="en-US"/>
-        </w:rPr>
-        <w:t>_</w:t>
-      </w:r>
-      <w:r>
-        <w:rPr>
-          <w:rFonts w:ascii="Times New Roman" w:hAnsi="Times New Roman" w:cs="Times New Roman"/>
-          <w:sz w:val="24"/>
-          <w:szCs w:val="24"/>
-          <w:lang w:val="en-US"/>
-        </w:rPr>
-        <w:t>IIN</w:t>
-      </w:r>
-      <w:r>
-        <w:rPr>
-          <w:rFonts w:ascii="Times New Roman" w:hAnsi="Times New Roman" w:cs="Times New Roman"/>
-          <w:sz w:val="24"/>
-          <w:szCs w:val="24"/>
-          <w:lang w:val="en-US"/>
-        </w:rPr>
-        <w:t>}}</w:t>
-      </w:r>
-    </w:p>
-    <w:p>
-      <w:pPr>
-        <w:pStyle w:val="a8"/>
-        <w:jc w:val="both"/>
-        <w:rPr>
-          <w:rFonts w:ascii="Times New Roman" w:hAnsi="Times New Roman" w:cs="Times New Roman"/>
-          <w:sz w:val="20"/>
-          <w:szCs w:val="20"/>
-        </w:rPr>
-      </w:pPr>
-      <w:r>
-        <w:rPr>
-          <w:rFonts w:ascii="Times New Roman" w:hAnsi="Times New Roman" w:cs="Times New Roman"/>
-          <w:sz w:val="20"/>
-          <w:szCs w:val="20"/>
-        </w:rPr>
-        <w:t xml:space="preserve">Туранский район, ул. </w:t>
-      </w:r>
-      <w:proofErr w:type="spellStart"/>
-      <w:r>
-        <w:rPr>
-          <w:rFonts w:ascii="Times New Roman" w:hAnsi="Times New Roman" w:cs="Times New Roman"/>
-          <w:sz w:val="20"/>
-          <w:szCs w:val="20"/>
-        </w:rPr>
-        <w:t>Желтоксан</w:t>
-      </w:r>
-      <w:proofErr w:type="spellEnd"/>
-      <w:r>
-        <w:rPr>
-          <w:rFonts w:ascii="Times New Roman" w:hAnsi="Times New Roman" w:cs="Times New Roman"/>
-          <w:sz w:val="20"/>
-          <w:szCs w:val="20"/>
-        </w:rPr>
-        <w:t xml:space="preserve"> 12</w:t>
-      </w:r>
-    </w:p>
-    <w:p>
-      <w:pPr>
-        <w:pStyle w:val="a8"/>
-        <w:jc w:val="both"/>
-        <w:rPr>
-          <w:rFonts w:ascii="Times New Roman" w:hAnsi="Times New Roman" w:cs="Times New Roman"/>
-          <w:sz w:val="20"/>
-          <w:szCs w:val="20"/>
-        </w:rPr>
-      </w:pPr>
-      <w:r>
-        <w:rPr>
-          <w:rFonts w:ascii="Times New Roman" w:hAnsi="Times New Roman" w:cs="Times New Roman"/>
-          <w:sz w:val="20"/>
-          <w:szCs w:val="20"/>
-        </w:rPr>
-        <w:t>Название банка: АО "</w:t>
-      </w:r>
-      <w:r>
-        <w:rPr>
-          <w:rFonts w:ascii="Times New Roman" w:hAnsi="Times New Roman" w:cs="Times New Roman"/>
-          <w:sz w:val="20"/>
-          <w:szCs w:val="20"/>
-          <w:lang w:val="en-US"/>
-        </w:rPr>
-        <w:t>Kaspi</w:t>
-      </w:r>
-      <w:r>
-        <w:rPr>
-          <w:rFonts w:ascii="Times New Roman" w:hAnsi="Times New Roman" w:cs="Times New Roman"/>
-          <w:sz w:val="20"/>
-          <w:szCs w:val="20"/>
-        </w:rPr>
-        <w:t xml:space="preserve"> </w:t>
-      </w:r>
-      <w:r>
-        <w:rPr>
-          <w:rFonts w:ascii="Times New Roman" w:hAnsi="Times New Roman" w:cs="Times New Roman"/>
-          <w:sz w:val="20"/>
-          <w:szCs w:val="20"/>
-          <w:lang w:val="en-US"/>
-        </w:rPr>
-        <w:t>Bank</w:t>
-      </w:r>
-      <w:r>
-        <w:rPr>
-          <w:rFonts w:ascii="Times New Roman" w:hAnsi="Times New Roman" w:cs="Times New Roman"/>
-          <w:sz w:val="20"/>
-          <w:szCs w:val="20"/>
-        </w:rPr>
-        <w:t xml:space="preserve">" </w:t>
-      </w:r>
-      <w:r>
-        <w:rPr>
-          <w:rFonts w:ascii="Times New Roman" w:hAnsi="Times New Roman" w:cs="Times New Roman"/>
-          <w:sz w:val="20"/>
-          <w:szCs w:val="20"/>
-        </w:rPr>
-        <w:tab/>
-      </w:r>
-      <w:r>
-        <w:rPr>
-          <w:rFonts w:ascii="Times New Roman" w:hAnsi="Times New Roman" w:cs="Times New Roman"/>
-          <w:sz w:val="20"/>
-          <w:szCs w:val="20"/>
-        </w:rPr>
-        <w:tab/>
-      </w:r>
-      <w:r>
-        <w:rPr>
-          <w:rFonts w:ascii="Times New Roman" w:hAnsi="Times New Roman" w:cs="Times New Roman"/>
-          <w:sz w:val="20"/>
-          <w:szCs w:val="20"/>
-        </w:rPr>
-        <w:tab/>
-      </w:r>
-      <w:r>
-        <w:rPr>
-          <w:rFonts w:ascii="Times New Roman" w:hAnsi="Times New Roman" w:cs="Times New Roman"/>
-          <w:sz w:val="20"/>
-          <w:szCs w:val="20"/>
-        </w:rPr>
-        <w:tab/>
-        <w:t xml:space="preserve">Адрес: </w:t>
-      </w:r>
-      <w:r>
-        <w:rPr>
-          <w:rFonts w:ascii="Times New Roman" w:hAnsi="Times New Roman" w:cs="Times New Roman"/>
-          <w:sz w:val="24"/>
-          <w:szCs w:val="24"/>
-        </w:rPr>
-        <w:t>{{</w:t>
-      </w:r>
-      <w:r>
-        <w:rPr>
-          <w:rFonts w:ascii="Times New Roman" w:hAnsi="Times New Roman" w:cs="Times New Roman"/>
-          <w:sz w:val="24"/>
-          <w:szCs w:val="24"/>
-          <w:lang w:val="en-US"/>
-        </w:rPr>
-        <w:t>CLIENT</w:t>
-      </w:r>
-      <w:r>
-        <w:rPr>
-          <w:rFonts w:ascii="Times New Roman" w:hAnsi="Times New Roman" w:cs="Times New Roman"/>
-          <w:sz w:val="24"/>
-          <w:szCs w:val="24"/>
-        </w:rPr>
-        <w:t>_</w:t>
-      </w:r>
-      <w:r>
-        <w:rPr>
-          <w:rFonts w:ascii="Times New Roman" w:hAnsi="Times New Roman" w:cs="Times New Roman"/>
-          <w:sz w:val="24"/>
-          <w:szCs w:val="24"/>
-          <w:lang w:val="en-US"/>
-        </w:rPr>
-        <w:t>ADDRESS</w:t>
-      </w:r>
-      <w:r>
-        <w:rPr>
-          <w:rFonts w:ascii="Times New Roman" w:hAnsi="Times New Roman" w:cs="Times New Roman"/>
-          <w:sz w:val="24"/>
-          <w:szCs w:val="24"/>
-        </w:rPr>
-        <w:t>}}</w:t>
-      </w:r>
-    </w:p>
-    <w:p>
-      <w:pPr>
-        <w:pStyle w:val="a8"/>
-        <w:jc w:val="both"/>
-        <w:rPr>
-          <w:rFonts w:ascii="Times New Roman" w:hAnsi="Times New Roman" w:cs="Times New Roman"/>
-          <w:sz w:val="20"/>
-          <w:szCs w:val="20"/>
-        </w:rPr>
-      </w:pPr>
-      <w:r>
-        <w:rPr>
-          <w:rFonts w:ascii="Times New Roman" w:hAnsi="Times New Roman" w:cs="Times New Roman"/>
-          <w:sz w:val="20"/>
-          <w:szCs w:val="20"/>
-        </w:rPr>
-        <w:t xml:space="preserve">БИК: </w:t>
-      </w:r>
-      <w:proofErr w:type="gramStart"/>
-      <w:r>
-        <w:rPr>
-          <w:rFonts w:ascii="Times New Roman" w:hAnsi="Times New Roman" w:cs="Times New Roman"/>
-          <w:sz w:val="20"/>
-          <w:szCs w:val="20"/>
-          <w:lang w:val="en-US"/>
-        </w:rPr>
-        <w:t>CASPKZKA</w:t>
-      </w:r>
-      <w:r>
-        <w:rPr>
-          <w:rFonts w:ascii="Times New Roman" w:hAnsi="Times New Roman" w:cs="Times New Roman"/>
-          <w:sz w:val="20"/>
-          <w:szCs w:val="20"/>
-        </w:rPr>
-        <w:t xml:space="preserve">;   </w:t>
-      </w:r>
-      <w:proofErr w:type="spellStart"/>
-      <w:proofErr w:type="gramEnd"/>
-      <w:r>
-        <w:rPr>
-          <w:rFonts w:ascii="Times New Roman" w:hAnsi="Times New Roman" w:cs="Times New Roman"/>
-          <w:sz w:val="20"/>
-          <w:szCs w:val="20"/>
-        </w:rPr>
-        <w:t>КБэ</w:t>
-      </w:r>
-      <w:proofErr w:type="spellEnd"/>
-      <w:r>
-        <w:rPr>
-          <w:rFonts w:ascii="Times New Roman" w:hAnsi="Times New Roman" w:cs="Times New Roman"/>
-          <w:sz w:val="20"/>
-          <w:szCs w:val="20"/>
-        </w:rPr>
-        <w:t xml:space="preserve">: 17 </w:t>
-      </w:r>
-    </w:p>
-    <w:p>
-      <w:pPr>
-        <w:pStyle w:val="a8"/>
-        <w:jc w:val="both"/>
-        <w:rPr>
-          <w:rFonts w:ascii="Times New Roman" w:hAnsi="Times New Roman" w:cs="Times New Roman"/>
-          <w:sz w:val="20"/>
-          <w:szCs w:val="20"/>
-        </w:rPr>
-      </w:pPr>
-      <w:r>
-        <w:rPr>
-          <w:rFonts w:ascii="Times New Roman" w:hAnsi="Times New Roman" w:cs="Times New Roman"/>
-          <w:sz w:val="20"/>
-          <w:szCs w:val="20"/>
-        </w:rPr>
-        <w:t>ИИК</w:t>
-      </w:r>
-      <w:r>
-        <w:rPr>
-          <w:rFonts w:ascii="Times New Roman" w:hAnsi="Times New Roman" w:cs="Times New Roman"/>
-          <w:sz w:val="20"/>
-          <w:szCs w:val="20"/>
-        </w:rPr>
-        <w:t xml:space="preserve">: </w:t>
-      </w:r>
-      <w:r>
-        <w:rPr>
-          <w:rFonts w:ascii="Times New Roman" w:hAnsi="Times New Roman" w:cs="Times New Roman"/>
-          <w:sz w:val="20"/>
-          <w:szCs w:val="20"/>
-          <w:lang w:val="en-US"/>
-        </w:rPr>
-        <w:t>KZ</w:t>
-      </w:r>
-      <w:r>
-        <w:rPr>
-          <w:rFonts w:ascii="Times New Roman" w:hAnsi="Times New Roman" w:cs="Times New Roman"/>
-          <w:sz w:val="20"/>
-          <w:szCs w:val="20"/>
-        </w:rPr>
-        <w:t>92722</w:t>
-      </w:r>
-      <w:r>
-        <w:rPr>
-          <w:rFonts w:ascii="Times New Roman" w:hAnsi="Times New Roman" w:cs="Times New Roman"/>
-          <w:sz w:val="20"/>
-          <w:szCs w:val="20"/>
-          <w:lang w:val="en-US"/>
-        </w:rPr>
-        <w:t>S</w:t>
-      </w:r>
-      <w:r>
-        <w:rPr>
-          <w:rFonts w:ascii="Times New Roman" w:hAnsi="Times New Roman" w:cs="Times New Roman"/>
-          <w:sz w:val="20"/>
-          <w:szCs w:val="20"/>
-        </w:rPr>
-        <w:t>000030289443</w:t>
-      </w:r>
-      <w:r>
-        <w:rPr>
-          <w:rFonts w:ascii="Times New Roman" w:hAnsi="Times New Roman" w:cs="Times New Roman"/>
-          <w:sz w:val="20"/>
-          <w:szCs w:val="20"/>
-        </w:rPr>
-        <w:tab/>
-        <w:t xml:space="preserve">   </w:t>
-      </w:r>
-      <w:r>
-        <w:rPr>
-          <w:rFonts w:ascii="Times New Roman" w:hAnsi="Times New Roman" w:cs="Times New Roman"/>
-          <w:sz w:val="20"/>
-          <w:szCs w:val="20"/>
-        </w:rPr>
-        <w:tab/>
-      </w:r>
-      <w:r>
-        <w:rPr>
-          <w:rFonts w:ascii="Times New Roman" w:hAnsi="Times New Roman" w:cs="Times New Roman"/>
-          <w:sz w:val="20"/>
-          <w:szCs w:val="20"/>
-        </w:rPr>
-        <w:tab/>
-        <w:t xml:space="preserve">      </w:t>
-      </w:r>
-      <w:r>
-        <w:rPr>
-          <w:rFonts w:ascii="Times New Roman" w:hAnsi="Times New Roman" w:cs="Times New Roman"/>
-          <w:sz w:val="20"/>
-          <w:szCs w:val="20"/>
-        </w:rPr>
-        <w:tab/>
-      </w:r>
-      <w:r>
-        <w:rPr>
-          <w:rFonts w:ascii="Times New Roman" w:hAnsi="Times New Roman" w:cs="Times New Roman"/>
-          <w:sz w:val="20"/>
-          <w:szCs w:val="20"/>
-        </w:rPr>
-        <w:tab/>
-        <w:t xml:space="preserve"> </w:t>
-      </w:r>
-      <w:r>
-        <w:rPr>
-          <w:rFonts w:ascii="Times New Roman" w:hAnsi="Times New Roman" w:cs="Times New Roman"/>
-          <w:sz w:val="20"/>
-          <w:szCs w:val="20"/>
-        </w:rPr>
-        <w:t>Тел</w:t>
-      </w:r>
-      <w:r>
-        <w:rPr>
-          <w:rFonts w:ascii="Times New Roman" w:hAnsi="Times New Roman" w:cs="Times New Roman"/>
-          <w:sz w:val="20"/>
-          <w:szCs w:val="20"/>
-        </w:rPr>
-        <w:t xml:space="preserve">: </w:t>
-      </w:r>
-      <w:r>
-        <w:rPr>
-          <w:rFonts w:ascii="Times New Roman" w:hAnsi="Times New Roman" w:cs="Times New Roman"/>
-          <w:sz w:val="24"/>
-          <w:szCs w:val="24"/>
-        </w:rPr>
-        <w:t>{{</w:t>
-      </w:r>
-      <w:r>
-        <w:rPr>
-          <w:rFonts w:ascii="Times New Roman" w:hAnsi="Times New Roman" w:cs="Times New Roman"/>
-          <w:sz w:val="24"/>
-          <w:szCs w:val="24"/>
-          <w:lang w:val="en-US"/>
-        </w:rPr>
-        <w:t>CLIENT</w:t>
-      </w:r>
-      <w:r>
-        <w:rPr>
-          <w:rFonts w:ascii="Times New Roman" w:hAnsi="Times New Roman" w:cs="Times New Roman"/>
-          <w:sz w:val="24"/>
-          <w:szCs w:val="24"/>
-        </w:rPr>
-        <w:t>_</w:t>
-      </w:r>
-      <w:r>
-        <w:rPr>
-          <w:rFonts w:ascii="Times New Roman" w:hAnsi="Times New Roman" w:cs="Times New Roman"/>
-          <w:sz w:val="24"/>
-          <w:szCs w:val="24"/>
-          <w:lang w:val="en-US"/>
-        </w:rPr>
-        <w:t>PHONE</w:t>
-      </w:r>
-      <w:r>
-        <w:rPr>
-          <w:rFonts w:ascii="Times New Roman" w:hAnsi="Times New Roman" w:cs="Times New Roman"/>
-          <w:sz w:val="24"/>
-          <w:szCs w:val="24"/>
-        </w:rPr>
-        <w:t>}}</w:t>
-      </w:r>
-    </w:p>
-    <w:p>
-      <w:pPr>
-        <w:pStyle w:val="a8"/>
-        <w:jc w:val="both"/>
-        <w:rPr>
-          <w:rFonts w:ascii="Times New Roman" w:hAnsi="Times New Roman" w:cs="Times New Roman"/>
-          <w:sz w:val="20"/>
-          <w:szCs w:val="20"/>
-        </w:rPr>
-      </w:pPr>
-      <w:r>
-        <w:rPr>
-          <w:rFonts w:ascii="Times New Roman" w:hAnsi="Times New Roman" w:cs="Times New Roman"/>
-          <w:sz w:val="20"/>
-          <w:szCs w:val="20"/>
-        </w:rPr>
-        <w:t xml:space="preserve">Э-мейл: </w:t>
-      </w:r>
-      <w:r>
-        <w:rPr>
-          <w:rFonts w:ascii="Times New Roman" w:hAnsi="Times New Roman" w:cs="Times New Roman"/>
-          <w:sz w:val="20"/>
-          <w:szCs w:val="20"/>
-          <w:lang w:val="en-US"/>
-        </w:rPr>
-        <w:t>info</w:t>
-      </w:r>
-      <w:r>
-        <w:rPr>
-          <w:rFonts w:ascii="Times New Roman" w:hAnsi="Times New Roman" w:cs="Times New Roman"/>
-          <w:sz w:val="20"/>
-          <w:szCs w:val="20"/>
-        </w:rPr>
-        <w:t>@</w:t>
-      </w:r>
-      <w:proofErr w:type="spellStart"/>
-      <w:r>
-        <w:rPr>
-          <w:rFonts w:ascii="Times New Roman" w:hAnsi="Times New Roman" w:cs="Times New Roman"/>
-          <w:sz w:val="20"/>
-          <w:szCs w:val="20"/>
-          <w:lang w:val="en-US"/>
-        </w:rPr>
-        <w:t>kubvisa</w:t>
-      </w:r>
-      <w:proofErr w:type="spellEnd"/>
-      <w:r>
-        <w:rPr>
-          <w:rFonts w:ascii="Times New Roman" w:hAnsi="Times New Roman" w:cs="Times New Roman"/>
-          <w:sz w:val="20"/>
-          <w:szCs w:val="20"/>
-        </w:rPr>
-        <w:t>.</w:t>
-      </w:r>
-      <w:proofErr w:type="spellStart"/>
-      <w:r>
-        <w:rPr>
-          <w:rFonts w:ascii="Times New Roman" w:hAnsi="Times New Roman" w:cs="Times New Roman"/>
-          <w:sz w:val="20"/>
-          <w:szCs w:val="20"/>
-          <w:lang w:val="en-US"/>
-        </w:rPr>
-        <w:t>kz</w:t>
-      </w:r>
-      <w:proofErr w:type="spellEnd"/>
-      <w:r>
-        <w:rPr>
-          <w:rFonts w:ascii="Times New Roman" w:hAnsi="Times New Roman" w:cs="Times New Roman"/>
-          <w:sz w:val="20"/>
-          <w:szCs w:val="20"/>
-        </w:rPr>
-        <w:t xml:space="preserve"> </w:t>
-      </w:r>
-    </w:p>
-    <w:p>
-      <w:pPr>
-        <w:pStyle w:val="a8"/>
-        <w:jc w:val="both"/>
-        <w:rPr>
-          <w:rFonts w:ascii="Times New Roman" w:hAnsi="Times New Roman" w:cs="Times New Roman"/>
-          <w:sz w:val="20"/>
-          <w:szCs w:val="20"/>
-        </w:rPr>
-      </w:pPr>
-      <w:r>
-        <w:rPr>
-          <w:rFonts w:ascii="Times New Roman" w:hAnsi="Times New Roman" w:cs="Times New Roman"/>
-          <w:sz w:val="20"/>
-          <w:szCs w:val="20"/>
-        </w:rPr>
-        <w:t>Тел: +7 700 887 07 08</w:t>
-      </w:r>
-      <w:r>
-        <w:rPr>
-          <w:rFonts w:ascii="Times New Roman" w:hAnsi="Times New Roman" w:cs="Times New Roman"/>
-          <w:sz w:val="20"/>
-          <w:szCs w:val="20"/>
-        </w:rPr>
-        <w:tab/>
-      </w:r>
-      <w:r>
-        <w:rPr>
-          <w:rFonts w:ascii="Times New Roman" w:hAnsi="Times New Roman" w:cs="Times New Roman"/>
-          <w:sz w:val="20"/>
-          <w:szCs w:val="20"/>
-        </w:rPr>
-        <w:tab/>
-      </w:r>
-      <w:r>
-        <w:rPr>
-          <w:rFonts w:ascii="Times New Roman" w:hAnsi="Times New Roman" w:cs="Times New Roman"/>
-          <w:sz w:val="20"/>
-          <w:szCs w:val="20"/>
-        </w:rPr>
-        <w:tab/>
-        <w:t xml:space="preserve">      </w:t>
-      </w:r>
-      <w:r>
-        <w:rPr>
-          <w:rFonts w:ascii="Times New Roman" w:hAnsi="Times New Roman" w:cs="Times New Roman"/>
-          <w:sz w:val="20"/>
-          <w:szCs w:val="20"/>
-        </w:rPr>
-        <w:tab/>
-      </w:r>
-      <w:r>
-        <w:rPr>
-          <w:rFonts w:ascii="Times New Roman" w:hAnsi="Times New Roman" w:cs="Times New Roman"/>
-          <w:sz w:val="20"/>
-          <w:szCs w:val="20"/>
-        </w:rPr>
-        <w:tab/>
-      </w:r>
-      <w:r>
-        <w:rPr>
-          <w:rFonts w:ascii="Times New Roman" w:hAnsi="Times New Roman" w:cs="Times New Roman"/>
-          <w:sz w:val="20"/>
-          <w:szCs w:val="20"/>
-        </w:rPr>
-        <w:tab/>
-      </w:r>
-    </w:p>
-    <w:p>
-      <w:pPr>
-        <w:pStyle w:val="a8"/>
-        <w:jc w:val="both"/>
-        <w:rPr>
-          <w:rFonts w:ascii="Times New Roman" w:hAnsi="Times New Roman" w:cs="Times New Roman"/>
-          <w:sz w:val="20"/>
-          <w:szCs w:val="20"/>
-        </w:rPr>
-      </w:pPr>
-      <w:r>
-        <w:rPr>
-          <w:rFonts w:ascii="Times New Roman" w:hAnsi="Times New Roman" w:cs="Times New Roman"/>
-          <w:sz w:val="20"/>
-          <w:szCs w:val="20"/>
-        </w:rPr>
-        <w:t xml:space="preserve"> </w:t>
-      </w:r>
-    </w:p>
-    <w:p>
-      <w:pPr>
-        <w:pStyle w:val="a8"/>
+    </w:p>
+    <w:p>
+      <w:pPr>
+        <w:pStyle w:val="NoSpacing"/>
         <w:jc w:val="both"/>
         <w:rPr>
           <w:rFonts w:ascii="Times New Roman" w:hAnsi="Times New Roman" w:cs="Times New Roman"/>
@@ -2667,22 +2644,22 @@
     <w:tbl>
       <w:tblPr>
         <w:tblpPr w:leftFromText="180" w:rightFromText="180" w:vertAnchor="text" w:horzAnchor="page" w:tblpX="5737" w:tblpY="161"/>
-        <w:tblW w:w="4586" w:type="dxa"/>
+        <w:tblW w:w="5070" w:type="dxa"/>
         <w:tblLook w:val="04A0" w:firstRow="1" w:lastRow="0" w:firstColumn="1" w:lastColumn="0" w:noHBand="0" w:noVBand="1"/>
       </w:tblPr>
       <w:tblGrid>
-        <w:gridCol w:w="3615"/>
-        <w:gridCol w:w="971"/>
+        <w:gridCol w:w="3227"/>
+        <w:gridCol w:w="1843"/>
       </w:tblGrid>
       <w:tr>
         <w:trPr>
-          <w:trHeight w:val="252"/>
+          <w:trHeight w:val="309"/>
         </w:trPr>
         <w:tc>
           <w:tcPr>
-            <w:tcW w:w="3615" w:type="dxa"/>
+            <w:tcW w:w="3227" w:type="dxa"/>
             <w:tcBorders>
-              <w:bottom w:val="single" w:sz="6" w:space="1" w:color="000000"/>
+              <w:bottom w:val="single" w:sz="4" w:space="0" w:color="auto"/>
             </w:tcBorders>
           </w:tcPr>
           <w:p>
@@ -2698,9 +2675,9 @@
         </w:tc>
         <w:tc>
           <w:tcPr>
-            <w:tcW w:w="971" w:type="dxa"/>
+            <w:tcW w:w="1843" w:type="dxa"/>
             <w:tcBorders>
-              <w:bottom w:val="single" w:sz="6" w:space="1" w:color="000000"/>
+              <w:bottom w:val="single" w:sz="4" w:space="0" w:color="auto"/>
             </w:tcBorders>
           </w:tcPr>
           <w:p>
@@ -2717,38 +2694,44 @@
       </w:tr>
       <w:tr>
         <w:trPr>
-          <w:trHeight w:val="252"/>
+          <w:trHeight w:val="309"/>
         </w:trPr>
         <w:tc>
           <w:tcPr>
-            <w:tcW w:w="3615" w:type="dxa"/>
+            <w:tcW w:w="3227" w:type="dxa"/>
+            <w:tcBorders>
+              <w:top w:val="single" w:sz="4" w:space="0" w:color="auto"/>
+            </w:tcBorders>
           </w:tcPr>
           <w:p>
             <w:pPr>
+              <w:tabs>
+                <w:tab w:val="right" w:pos="3399"/>
+              </w:tabs>
               <w:rPr>
                 <w:rFonts w:ascii="Times New Roman" w:eastAsia="Calibri" w:hAnsi="Times New Roman" w:cs="Times New Roman"/>
-                <w:sz w:val="24"/>
-                <w:szCs w:val="24"/>
-                <w:lang w:val="ru-RU" w:eastAsia="en-US"/>
+                <w:lang w:eastAsia="en-US"/>
               </w:rPr>
             </w:pPr>
             <w:r>
               <w:rPr>
                 <w:rFonts w:ascii="Times New Roman" w:eastAsia="Calibri" w:hAnsi="Times New Roman" w:cs="Times New Roman"/>
-                <w:sz w:val="24"/>
-                <w:szCs w:val="24"/>
                 <w:lang w:val="ru-RU" w:eastAsia="en-US"/>
               </w:rPr>
-              <w:t>({{CLIENT_FIO_SHORT}})</w:t>
+              <w:t>{{CLIENT_FIO_SHORT}}</w:t>
             </w:r>
           </w:p>
         </w:tc>
         <w:tc>
           <w:tcPr>
-            <w:tcW w:w="971" w:type="dxa"/>
+            <w:tcW w:w="1843" w:type="dxa"/>
+            <w:tcBorders>
+              <w:top w:val="single" w:sz="4" w:space="0" w:color="auto"/>
+            </w:tcBorders>
           </w:tcPr>
           <w:p>
             <w:pPr>
+              <w:jc w:val="center"/>
               <w:rPr>
                 <w:rFonts w:ascii="Times New Roman" w:eastAsia="Calibri" w:hAnsi="Times New Roman" w:cs="Times New Roman"/>
                 <w:sz w:val="16"/>
@@ -2771,7 +2754,7 @@
     </w:tbl>
     <w:p>
       <w:pPr>
-        <w:pStyle w:val="a8"/>
+        <w:pStyle w:val="NoSpacing"/>
         <w:jc w:val="both"/>
         <w:rPr>
           <w:rFonts w:ascii="Times New Roman" w:hAnsi="Times New Roman" w:cs="Times New Roman"/>
@@ -2814,30 +2797,20 @@
     </w:p>
     <w:p>
       <w:pPr>
-        <w:pStyle w:val="a8"/>
-        <w:rPr>
-          <w:rFonts w:ascii="Times New Roman" w:hAnsi="Times New Roman" w:cs="Times New Roman"/>
-          <w:sz w:val="20"/>
-          <w:szCs w:val="20"/>
-        </w:rPr>
-      </w:pPr>
-      <w:proofErr w:type="spellStart"/>
-      <w:r>
-        <w:rPr>
-          <w:rFonts w:ascii="Times New Roman" w:hAnsi="Times New Roman" w:cs="Times New Roman"/>
-          <w:sz w:val="20"/>
-          <w:szCs w:val="20"/>
-        </w:rPr>
-        <w:t>Алсейтова</w:t>
-      </w:r>
-      <w:proofErr w:type="spellEnd"/>
-      <w:r>
-        <w:rPr>
-          <w:rFonts w:ascii="Times New Roman" w:hAnsi="Times New Roman" w:cs="Times New Roman"/>
-          <w:sz w:val="20"/>
-          <w:szCs w:val="20"/>
-        </w:rPr>
-        <w:t xml:space="preserve"> К.Н.</w:t>
+        <w:pStyle w:val="NoSpacing"/>
+        <w:rPr>
+          <w:rFonts w:ascii="Times New Roman" w:hAnsi="Times New Roman" w:cs="Times New Roman"/>
+          <w:sz w:val="20"/>
+          <w:szCs w:val="20"/>
+        </w:rPr>
+      </w:pPr>
+      <w:r>
+        <w:rPr>
+          <w:rFonts w:ascii="Times New Roman" w:hAnsi="Times New Roman" w:cs="Times New Roman"/>
+          <w:sz w:val="20"/>
+          <w:szCs w:val="20"/>
+        </w:rPr>
+        <w:t>Алсейтова К.Н.</w:t>
       </w:r>
       <w:r>
         <w:rPr>
@@ -2868,7 +2841,7 @@
     </w:p>
     <w:p>
       <w:pPr>
-        <w:pStyle w:val="a8"/>
+        <w:pStyle w:val="NoSpacing"/>
         <w:rPr>
           <w:rFonts w:ascii="Times New Roman" w:hAnsi="Times New Roman" w:cs="Times New Roman"/>
           <w:sz w:val="20"/>
@@ -2903,20 +2876,22 @@
     </w:p>
     <w:p>
       <w:pPr>
-        <w:pStyle w:val="a8"/>
+        <w:pStyle w:val="NoSpacing"/>
         <w:jc w:val="both"/>
         <w:rPr>
           <w:rFonts w:ascii="Times New Roman" w:hAnsi="Times New Roman" w:cs="Times New Roman"/>
           <w:sz w:val="20"/>
           <w:szCs w:val="20"/>
-        </w:rPr>
-      </w:pPr>
-      <w:r>
-        <w:rPr>
-          <w:rFonts w:ascii="Times New Roman" w:hAnsi="Times New Roman" w:cs="Times New Roman"/>
-          <w:sz w:val="20"/>
-          <w:szCs w:val="20"/>
           <w:vertAlign w:val="superscript"/>
+          <w:lang w:val="en-US"/>
+        </w:rPr>
+      </w:pPr>
+      <w:r>
+        <w:rPr>
+          <w:rFonts w:ascii="Times New Roman" w:hAnsi="Times New Roman" w:cs="Times New Roman"/>
+          <w:sz w:val="20"/>
+          <w:szCs w:val="20"/>
+          <w:vertAlign w:val="superscript"/>
         </w:rPr>
         <w:t xml:space="preserve">    </w:t>
       </w:r>
@@ -2997,41 +2972,14 @@
           <w:rFonts w:ascii="Times New Roman" w:hAnsi="Times New Roman" w:cs="Times New Roman"/>
           <w:sz w:val="20"/>
           <w:szCs w:val="20"/>
-        </w:rPr>
-        <w:tab/>
-      </w:r>
-      <w:r>
-        <w:rPr>
-          <w:rFonts w:ascii="Times New Roman" w:hAnsi="Times New Roman" w:cs="Times New Roman"/>
-          <w:sz w:val="20"/>
-          <w:szCs w:val="20"/>
-        </w:rPr>
-        <w:tab/>
-      </w:r>
-      <w:proofErr w:type="spellStart"/>
-      <w:r>
-        <w:rPr>
-          <w:rFonts w:ascii="Times New Roman" w:hAnsi="Times New Roman" w:cs="Times New Roman"/>
-          <w:sz w:val="20"/>
-          <w:szCs w:val="20"/>
           <w:vertAlign w:val="superscript"/>
         </w:rPr>
-        <w:t>м.п</w:t>
-      </w:r>
-      <w:proofErr w:type="spellEnd"/>
-      <w:r>
-        <w:rPr>
-          <w:rFonts w:ascii="Times New Roman" w:hAnsi="Times New Roman" w:cs="Times New Roman"/>
-          <w:sz w:val="20"/>
-          <w:szCs w:val="20"/>
-          <w:vertAlign w:val="superscript"/>
-        </w:rPr>
-        <w:t xml:space="preserve">. </w:t>
-      </w:r>
-    </w:p>
-    <w:p>
-      <w:pPr>
-        <w:pStyle w:val="a8"/>
+        <w:t xml:space="preserve">м.п. </w:t>
+      </w:r>
+    </w:p>
+    <w:p>
+      <w:pPr>
+        <w:pStyle w:val="NoSpacing"/>
         <w:jc w:val="both"/>
         <w:rPr>
           <w:rFonts w:ascii="Times New Roman" w:hAnsi="Times New Roman" w:cs="Times New Roman"/>
@@ -3074,7 +3022,7 @@
 <w:ftr xmlns:wpc="http://schemas.microsoft.com/office/word/2010/wordprocessingCanvas" xmlns:cx="http://schemas.microsoft.com/office/drawing/2014/chartex" xmlns:cx1="http://schemas.microsoft.com/office/drawing/2015/9/8/chartex" xmlns:cx2="http://schemas.microsoft.com/office/drawing/2015/10/21/chartex" xmlns:cx3="http://schemas.microsoft.com/office/drawing/2016/5/9/chartex" xmlns:cx4="http://schemas.microsoft.com/office/drawing/2016/5/10/chartex" xmlns:cx5="http://schemas.microsoft.com/office/drawing/2016/5/11/chartex" xmlns:cx6="http://schemas.microsoft.com/office/drawing/2016/5/12/chartex" xmlns:cx7="http://schemas.microsoft.com/office/drawing/2016/5/13/chartex" xmlns:cx8="http://schemas.microsoft.com/office/drawing/2016/5/14/chartex" xmlns:mc="http://schemas.openxmlformats.org/markup-compatibility/2006" xmlns:aink="http://schemas.microsoft.com/office/drawing/2016/ink" xmlns:am3d="http://schemas.microsoft.com/office/drawing/2017/model3d" xmlns:o="urn:schemas-microsoft-com:office:office" xmlns:oel="http://schemas.microsoft.com/office/2019/extlst" xmlns:r="http://schemas.openxmlformats.org/officeDocument/2006/relationships" xmlns:m="http://schemas.openxmlformats.org/officeDocument/2006/math" xmlns:v="urn:schemas-microsoft-com:vml" xmlns:wp14="http://schemas.microsoft.com/office/word/2010/wordprocessingDrawing" xmlns:wp="http://schemas.openxmlformats.org/drawingml/2006/wordprocessingDrawing" xmlns:w10="urn:schemas-microsoft-com:office:word" xmlns:w="http://schemas.openxmlformats.org/wordprocessingml/2006/main" xmlns:w14="http://schemas.microsoft.com/office/word/2010/wordml" xmlns:w15="http://schemas.microsoft.com/office/word/2012/wordml" xmlns:w16cex="http://schemas.microsoft.com/office/word/2018/wordml/cex" xmlns:w16cid="http://schemas.microsoft.com/office/word/2016/wordml/cid" xmlns:w16="http://schemas.microsoft.com/office/word/2018/wordml" xmlns:w16du="http://schemas.microsoft.com/office/word/2023/wordml/word16du" xmlns:w16sdtdh="http://schemas.microsoft.com/office/word/2020/wordml/sdtdatahash" xmlns:w16sdtfl="http://schemas.microsoft.com/office/word/2024/wordml/sdtformatlock" xmlns:w16se="http://schemas.microsoft.com/office/word/2015/wordml/symex" xmlns:wpg="http://schemas.microsoft.com/office/word/2010/wordprocessingGroup" xmlns:wpi="http://schemas.microsoft.com/office/word/2010/wordprocessingInk" xmlns:wne="http://schemas.microsoft.com/office/word/2006/wordml" xmlns:wps="http://schemas.microsoft.com/office/word/2010/wordprocessingShape" mc:Ignorable="w14 w15 w16se w16cid w16 w16cex w16sdtdh w16sdtfl w16du wp14">
   <w:p>
     <w:pPr>
-      <w:pStyle w:val="a5"/>
+      <w:pStyle w:val="Footer"/>
     </w:pPr>
     <w:r>
       <w:rPr>
@@ -3131,7 +3079,7 @@
                       <w:txbxContent>
                         <w:p>
                           <w:pPr>
-                            <w:pStyle w:val="a5"/>
+                            <w:pStyle w:val="Footer"/>
                           </w:pPr>
                           <w:r>
                             <w:fldChar w:fldCharType="begin"/>
@@ -3171,7 +3119,7 @@
                 <w:txbxContent>
                   <w:p>
                     <w:pPr>
-                      <w:pStyle w:val="a5"/>
+                      <w:pStyle w:val="Footer"/>
                     </w:pPr>
                     <w:r>
                       <w:fldChar w:fldCharType="begin"/>
@@ -3647,7 +3595,7 @@
     <w:lsdException w:name="Unresolved Mention" w:semiHidden="1" w:uiPriority="99" w:unhideWhenUsed="1"/>
     <w:lsdException w:name="Smart Link" w:semiHidden="1" w:uiPriority="99" w:unhideWhenUsed="1"/>
   </w:latentStyles>
-  <w:style w:type="paragraph" w:default="1" w:styleId="a">
+  <w:style w:type="paragraph" w:default="1" w:styleId="Normal">
     <w:name w:val="Normal"/>
     <w:qFormat/>
     <w:rPr>
@@ -3655,9 +3603,9 @@
       <w:lang w:val="en-US" w:eastAsia="zh-CN"/>
     </w:rPr>
   </w:style>
-  <w:style w:type="paragraph" w:styleId="1">
+  <w:style w:type="paragraph" w:styleId="Heading1">
     <w:name w:val="heading 1"/>
-    <w:next w:val="a"/>
+    <w:next w:val="Normal"/>
     <w:qFormat/>
     <w:pPr>
       <w:spacing w:beforeAutospacing="1" w:afterAutospacing="1"/>
@@ -3673,9 +3621,9 @@
       <w:lang w:val="en-US" w:eastAsia="zh-CN"/>
     </w:rPr>
   </w:style>
-  <w:style w:type="paragraph" w:styleId="2">
+  <w:style w:type="paragraph" w:styleId="Heading2">
     <w:name w:val="heading 2"/>
-    <w:next w:val="a"/>
+    <w:next w:val="Normal"/>
     <w:semiHidden/>
     <w:unhideWhenUsed/>
     <w:qFormat/>
@@ -3694,9 +3642,9 @@
       <w:lang w:val="en-US" w:eastAsia="zh-CN"/>
     </w:rPr>
   </w:style>
-  <w:style w:type="paragraph" w:styleId="3">
+  <w:style w:type="paragraph" w:styleId="Heading3">
     <w:name w:val="heading 3"/>
-    <w:next w:val="a"/>
+    <w:next w:val="Normal"/>
     <w:semiHidden/>
     <w:unhideWhenUsed/>
     <w:qFormat/>
@@ -3713,12 +3661,13 @@
       <w:lang w:val="en-US" w:eastAsia="zh-CN"/>
     </w:rPr>
   </w:style>
-  <w:style w:type="character" w:default="1" w:styleId="a0">
+  <w:style w:type="character" w:default="1" w:styleId="DefaultParagraphFont">
     <w:name w:val="Default Paragraph Font"/>
     <w:uiPriority w:val="1"/>
+    <w:semiHidden/>
     <w:unhideWhenUsed/>
   </w:style>
-  <w:style w:type="table" w:default="1" w:styleId="a1">
+  <w:style w:type="table" w:default="1" w:styleId="TableNormal">
     <w:name w:val="Normal Table"/>
     <w:uiPriority w:val="99"/>
     <w:semiHidden/>
@@ -3733,24 +3682,24 @@
       </w:tblCellMar>
     </w:tblPr>
   </w:style>
-  <w:style w:type="numbering" w:default="1" w:styleId="a2">
+  <w:style w:type="numbering" w:default="1" w:styleId="NoList">
     <w:name w:val="No List"/>
     <w:uiPriority w:val="99"/>
     <w:semiHidden/>
     <w:unhideWhenUsed/>
   </w:style>
-  <w:style w:type="character" w:styleId="a3">
+  <w:style w:type="character" w:styleId="Strong">
     <w:name w:val="Strong"/>
-    <w:basedOn w:val="a0"/>
+    <w:basedOn w:val="DefaultParagraphFont"/>
     <w:qFormat/>
     <w:rPr>
       <w:b/>
       <w:bCs/>
     </w:rPr>
   </w:style>
-  <w:style w:type="paragraph" w:styleId="a4">
+  <w:style w:type="paragraph" w:styleId="Header">
     <w:name w:val="header"/>
-    <w:basedOn w:val="a"/>
+    <w:basedOn w:val="Normal"/>
     <w:qFormat/>
     <w:pPr>
       <w:tabs>
@@ -3759,9 +3708,9 @@
       </w:tabs>
     </w:pPr>
   </w:style>
-  <w:style w:type="paragraph" w:styleId="a5">
+  <w:style w:type="paragraph" w:styleId="Footer">
     <w:name w:val="footer"/>
-    <w:basedOn w:val="a"/>
+    <w:basedOn w:val="Normal"/>
     <w:qFormat/>
     <w:pPr>
       <w:tabs>
@@ -3770,7 +3719,7 @@
       </w:tabs>
     </w:pPr>
   </w:style>
-  <w:style w:type="paragraph" w:styleId="a6">
+  <w:style w:type="paragraph" w:styleId="NormalWeb">
     <w:name w:val="Normal (Web)"/>
     <w:qFormat/>
     <w:pPr>
@@ -3782,9 +3731,9 @@
       <w:lang w:val="en-US" w:eastAsia="zh-CN"/>
     </w:rPr>
   </w:style>
-  <w:style w:type="table" w:styleId="a7">
+  <w:style w:type="table" w:styleId="TableGrid">
     <w:name w:val="Table Grid"/>
-    <w:basedOn w:val="a1"/>
+    <w:basedOn w:val="TableNormal"/>
     <w:uiPriority w:val="59"/>
     <w:qFormat/>
     <w:tblPr>
@@ -3798,9 +3747,9 @@
       </w:tblBorders>
     </w:tblPr>
   </w:style>
-  <w:style w:type="paragraph" w:styleId="a8">
+  <w:style w:type="paragraph" w:styleId="NoSpacing">
     <w:name w:val="No Spacing"/>
-    <w:link w:val="a9"/>
+    <w:link w:val="NoSpacingChar"/>
     <w:autoRedefine/>
     <w:uiPriority w:val="1"/>
     <w:qFormat/>
@@ -3811,9 +3760,9 @@
       <w:lang w:val="ru-RU" w:eastAsia="en-US"/>
     </w:rPr>
   </w:style>
-  <w:style w:type="character" w:customStyle="1" w:styleId="a9">
-    <w:name w:val="Без интервала Знак"/>
-    <w:link w:val="a8"/>
+  <w:style w:type="character" w:customStyle="1" w:styleId="NoSpacingChar">
+    <w:name w:val="No Spacing Char"/>
+    <w:link w:val="NoSpacing"/>
     <w:uiPriority w:val="1"/>
     <w:qFormat/>
     <w:rPr>
